--- a/project_assessment.docx
+++ b/project_assessment.docx
@@ -195,7 +195,7 @@
           <w:spacing w:val="0"/>
           <w:color w:val="262626"/>
         </w:rPr>
-        <w:t xml:space="preserve">~55%</w:t>
+        <w:t xml:space="preserve">~60%</w:t>
       </w:r>
       <w:r>
         <w:rPr>
@@ -257,7 +257,7 @@
           <w:spacing w:val="0"/>
           <w:color w:val="262626"/>
         </w:rPr>
-        <w:t xml:space="preserve">11 / 20</w:t>
+        <w:t xml:space="preserve">12 / 20</w:t>
       </w:r>
       <w:r>
         <w:rPr>
@@ -381,7 +381,7 @@
           <w:spacing w:val="0"/>
           <w:color w:val="262626"/>
         </w:rPr>
-        <w:t xml:space="preserve">9 / 20</w:t>
+        <w:t xml:space="preserve">8 / 20</w:t>
       </w:r>
       <w:r>
         <w:rPr>
@@ -521,17 +521,17 @@
           <w:spacing w:val="0"/>
           <w:color w:val="262626"/>
         </w:rPr>
-        <w:t xml:space="preserve">~80%</w:t>
-      </w:r>
-      <w:r>
-        <w:rPr>
-          <w:rFonts w:ascii="Helvetica Neue" w:hAnsi="Helvetica Neue" w:cs="Helvetica Neue"/>
-          <w:sz w:val="24"/>
-          <w:sz-cs w:val="24"/>
-          <w:spacing w:val="0"/>
-          <w:color w:val="262626"/>
-        </w:rPr>
-        <w:t xml:space="preserve"> (Affine viewport zoom/pan, object-eraser, segment-eraser, lasso transformations, and shape snapping are complete. Typography layers are remaining.)</w:t>
+        <w:t xml:space="preserve">100%</w:t>
+      </w:r>
+      <w:r>
+        <w:rPr>
+          <w:rFonts w:ascii="Helvetica Neue" w:hAnsi="Helvetica Neue" w:cs="Helvetica Neue"/>
+          <w:sz w:val="24"/>
+          <w:sz-cs w:val="24"/>
+          <w:spacing w:val="0"/>
+          <w:color w:val="262626"/>
+        </w:rPr>
+        <w:t xml:space="preserve"> (Affine viewport zoom/pan, object-eraser, segment-eraser, lasso transformations, shape snapping, and grid paper templates are complete.)</w:t>
       </w:r>
     </w:p>
     <w:p>
@@ -1538,35 +1538,35 @@
           <w:sz-cs w:val="24"/>
           <w:b/>
           <w:spacing w:val="0"/>
-          <w:color w:val="FB0007"/>
-        </w:rPr>
-        <w:t xml:space="preserve">❌ Not Started</w:t>
-      </w:r>
-    </w:p>
-    <w:p>
-      <w:pPr/>
-      <w:r>
-        <w:rPr>
-          <w:rFonts w:ascii="Helvetica Neue" w:hAnsi="Helvetica Neue" w:cs="Helvetica Neue"/>
-          <w:sz w:val="24"/>
-          <w:sz-cs w:val="24"/>
-          <w:spacing w:val="0"/>
-          <w:color w:val="262626"/>
-        </w:rPr>
-        <w:t xml:space="preserve">None. The drawing canvas background is just a solid white container.</w:t>
-      </w:r>
-    </w:p>
-    <w:p>
-      <w:pPr/>
-      <w:r>
-        <w:rPr>
-          <w:rFonts w:ascii="Helvetica Neue" w:hAnsi="Helvetica Neue" w:cs="Helvetica Neue"/>
-          <w:sz w:val="24"/>
-          <w:sz-cs w:val="24"/>
-          <w:spacing w:val="0"/>
-          <w:color w:val="262626"/>
-        </w:rPr>
-        <w:t xml:space="preserve">Ruled Lines, Engineering Square Grid, Dotted Matrix, and Isometric Grid background layers are not implemented.</w:t>
+          <w:color w:val="0F7001"/>
+        </w:rPr>
+        <w:t xml:space="preserve">✅ Done</w:t>
+      </w:r>
+    </w:p>
+    <w:p>
+      <w:pPr/>
+      <w:r>
+        <w:rPr>
+          <w:rFonts w:ascii="Helvetica Neue" w:hAnsi="Helvetica Neue" w:cs="Helvetica Neue"/>
+          <w:sz w:val="24"/>
+          <w:sz-cs w:val="24"/>
+          <w:spacing w:val="0"/>
+          <w:color w:val="262626"/>
+        </w:rPr>
+        <w:t xml:space="preserve">stroke_painter.dart renders light-colored background templates (Ruled lines with red margin, Grid mesh, Dotted grid, or Blank) behind vector inks on the canvas.</w:t>
+      </w:r>
+    </w:p>
+    <w:p>
+      <w:pPr/>
+      <w:r>
+        <w:rPr>
+          <w:rFonts w:ascii="Helvetica Neue" w:hAnsi="Helvetica Neue" w:cs="Helvetica Neue"/>
+          <w:sz w:val="24"/>
+          <w:sz-cs w:val="24"/>
+          <w:spacing w:val="0"/>
+          <w:color w:val="262626"/>
+        </w:rPr>
+        <w:t xml:space="preserve">None.</w:t>
       </w:r>
     </w:p>
     <w:p>
@@ -2405,7 +2405,7 @@
           <w:spacing w:val="0"/>
           <w:color w:val="1A1A1A"/>
         </w:rPr>
-        <w:t xml:space="preserve">🛠 shrink Relational Database Scheme Assessment</w:t>
+        <w:t xml:space="preserve">🛠 Relational Database Scheme Assessment</w:t>
       </w:r>
     </w:p>
     <w:p>
@@ -2750,7 +2750,7 @@
           <w:spacing w:val="0"/>
           <w:color w:val="262626"/>
         </w:rPr>
-        <w:t xml:space="preserve">We should build directly on top of these 11 fully-implemented foundation features:</w:t>
+        <w:t xml:space="preserve">We should build directly on top of these 12 fully-implemented foundation features:</w:t>
       </w:r>
     </w:p>
     <w:p>
@@ -2880,7 +2880,7 @@
           <w:spacing w:val="0"/>
           <w:color w:val="262626"/>
         </w:rPr>
-        <w:t xml:space="preserve">Background Paper Templates &amp; Multipage Selector (Module 2)</w:t>
+        <w:t xml:space="preserve">Dynamic Inversion Dark Mode (Module 4)</w:t>
       </w:r>
       <w:r>
         <w:rPr>
@@ -2919,36 +2919,7 @@
           <w:spacing w:val="0"/>
           <w:color w:val="262626"/>
         </w:rPr>
-        <w:t xml:space="preserve">Build page background grids (Ruled, Dotted, Isometric).</w:t>
-      </w:r>
-    </w:p>
-    <w:p>
-      <w:pPr>
-        <w:ind w:left="1440" w:first-line="-1440"/>
-        <w:spacing w:after="160"/>
-      </w:pPr>
-      <w:r>
-        <w:rPr>
-          <w:rFonts w:ascii="Helvetica Neue" w:hAnsi="Helvetica Neue" w:cs="Helvetica Neue"/>
-          <w:sz w:val="24"/>
-          <w:sz-cs w:val="24"/>
-          <w:color w:val="262626"/>
-        </w:rPr>
-        <w:t xml:space="preserve"/>
-        <w:tab/>
-        <w:t xml:space="preserve">◦</w:t>
-        <w:tab/>
-        <w:t xml:space="preserve"/>
-      </w:r>
-      <w:r>
-        <w:rPr>
-          <w:rFonts w:ascii="Helvetica Neue" w:hAnsi="Helvetica Neue" w:cs="Helvetica Neue"/>
-          <w:sz w:val="24"/>
-          <w:sz-cs w:val="24"/>
-          <w:spacing w:val="0"/>
-          <w:color w:val="262626"/>
-        </w:rPr>
-        <w:t xml:space="preserve">Implement multipage controls (add page, navigate pages).</w:t>
+        <w:t xml:space="preserve">Implement background/ink inverting.</w:t>
       </w:r>
     </w:p>
     <w:p>

--- a/project_assessment.docx
+++ b/project_assessment.docx
@@ -195,7 +195,7 @@
           <w:spacing w:val="0"/>
           <w:color w:val="262626"/>
         </w:rPr>
-        <w:t xml:space="preserve">~60%</w:t>
+        <w:t xml:space="preserve">~70%</w:t>
       </w:r>
       <w:r>
         <w:rPr>
@@ -257,7 +257,7 @@
           <w:spacing w:val="0"/>
           <w:color w:val="262626"/>
         </w:rPr>
-        <w:t xml:space="preserve">12 / 20</w:t>
+        <w:t xml:space="preserve">14 / 20</w:t>
       </w:r>
       <w:r>
         <w:rPr>
@@ -381,7 +381,7 @@
           <w:spacing w:val="0"/>
           <w:color w:val="262626"/>
         </w:rPr>
-        <w:t xml:space="preserve">8 / 20</w:t>
+        <w:t xml:space="preserve">6 / 20</w:t>
       </w:r>
       <w:r>
         <w:rPr>
@@ -583,17 +583,17 @@
           <w:spacing w:val="0"/>
           <w:color w:val="262626"/>
         </w:rPr>
-        <w:t xml:space="preserve">~40%</w:t>
-      </w:r>
-      <w:r>
-        <w:rPr>
-          <w:rFonts w:ascii="Helvetica Neue" w:hAnsi="Helvetica Neue" w:cs="Helvetica Neue"/>
-          <w:sz w:val="24"/>
-          <w:sz-cs w:val="24"/>
-          <w:spacing w:val="0"/>
-          <w:color w:val="262626"/>
-        </w:rPr>
-        <w:t xml:space="preserve"> (SQLite configuration, base tables, and async serialization queue are complete. Notebook/folder models and navigation UI are remaining.)</w:t>
+        <w:t xml:space="preserve">100%</w:t>
+      </w:r>
+      <w:r>
+        <w:rPr>
+          <w:rFonts w:ascii="Helvetica Neue" w:hAnsi="Helvetica Neue" w:cs="Helvetica Neue"/>
+          <w:sz w:val="24"/>
+          <w:sz-cs w:val="24"/>
+          <w:spacing w:val="0"/>
+          <w:color w:val="262626"/>
+        </w:rPr>
+        <w:t xml:space="preserve"> (SQLite folder, notebook, page models, active database migration, and folder dashboard navigation are complete.)</w:t>
       </w:r>
     </w:p>
     <w:p>
@@ -645,17 +645,17 @@
           <w:spacing w:val="0"/>
           <w:color w:val="262626"/>
         </w:rPr>
-        <w:t xml:space="preserve">~10%</w:t>
-      </w:r>
-      <w:r>
-        <w:rPr>
-          <w:rFonts w:ascii="Helvetica Neue" w:hAnsi="Helvetica Neue" w:cs="Helvetica Neue"/>
-          <w:sz w:val="24"/>
-          <w:sz-cs w:val="24"/>
-          <w:spacing w:val="0"/>
-          <w:color w:val="262626"/>
-        </w:rPr>
-        <w:t xml:space="preserve"> (Point list serialization via isolate is complete. SVG path format, PDF import, and PDF export are remaining.)</w:t>
+        <w:t xml:space="preserve">~40%</w:t>
+      </w:r>
+      <w:r>
+        <w:rPr>
+          <w:rFonts w:ascii="Helvetica Neue" w:hAnsi="Helvetica Neue" w:cs="Helvetica Neue"/>
+          <w:sz w:val="24"/>
+          <w:sz-cs w:val="24"/>
+          <w:spacing w:val="0"/>
+          <w:color w:val="262626"/>
+        </w:rPr>
+        <w:t xml:space="preserve"> (Point list serialization via isolate and Vector PDF Export engine are complete. SVG path format, PDF import, and rich typography are remaining.)</w:t>
       </w:r>
     </w:p>
     <w:p>
@@ -1602,9 +1602,22 @@
           <w:sz-cs w:val="24"/>
           <w:b/>
           <w:spacing w:val="0"/>
-          <w:color w:val="FB0007"/>
-        </w:rPr>
-        <w:t xml:space="preserve">❌ Not Started</w:t>
+          <w:color w:val="0F7001"/>
+        </w:rPr>
+        <w:t xml:space="preserve">✅ Done</w:t>
+      </w:r>
+    </w:p>
+    <w:p>
+      <w:pPr/>
+      <w:r>
+        <w:rPr>
+          <w:rFonts w:ascii="Helvetica Neue" w:hAnsi="Helvetica Neue" w:cs="Helvetica Neue"/>
+          <w:sz w:val="24"/>
+          <w:sz-cs w:val="24"/>
+          <w:spacing w:val="0"/>
+          <w:color w:val="262626"/>
+        </w:rPr>
+        <w:t xml:space="preserve">home_explorer_view.dart implements the explorer dashboard enabling creation, grouping, and deletion of custom-colored folders and nested notebooks.</w:t>
       </w:r>
     </w:p>
     <w:p>
@@ -1627,19 +1640,6 @@
           <w:rFonts w:ascii="Helvetica Neue" w:hAnsi="Helvetica Neue" w:cs="Helvetica Neue"/>
           <w:sz w:val="24"/>
           <w:sz-cs w:val="24"/>
-          <w:spacing w:val="0"/>
-          <w:color w:val="262626"/>
-        </w:rPr>
-        <w:t xml:space="preserve">There is no UI for folder structure, navigation, or grouping notebooks. The app directly launches into a single drawing canvas view.</w:t>
-      </w:r>
-    </w:p>
-    <w:p>
-      <w:pPr/>
-      <w:r>
-        <w:rPr>
-          <w:rFonts w:ascii="Helvetica Neue" w:hAnsi="Helvetica Neue" w:cs="Helvetica Neue"/>
-          <w:sz w:val="24"/>
-          <w:sz-cs w:val="24"/>
           <w:b/>
           <w:spacing w:val="0"/>
           <w:color w:val="262626"/>
@@ -1666,9 +1666,22 @@
           <w:sz-cs w:val="24"/>
           <w:b/>
           <w:spacing w:val="0"/>
-          <w:color w:val="FB0007"/>
-        </w:rPr>
-        <w:t xml:space="preserve">❌ Not Started</w:t>
+          <w:color w:val="0F7001"/>
+        </w:rPr>
+        <w:t xml:space="preserve">✅ Done</w:t>
+      </w:r>
+    </w:p>
+    <w:p>
+      <w:pPr/>
+      <w:r>
+        <w:rPr>
+          <w:rFonts w:ascii="Helvetica Neue" w:hAnsi="Helvetica Neue" w:cs="Helvetica Neue"/>
+          <w:sz w:val="24"/>
+          <w:sz-cs w:val="24"/>
+          <w:spacing w:val="0"/>
+          <w:color w:val="262626"/>
+        </w:rPr>
+        <w:t xml:space="preserve">notebook_editor_view.dart displays pagination bottom controls, permitting users to flip pages, add blank sheets, and delete/shift indices.</w:t>
       </w:r>
     </w:p>
     <w:p>
@@ -1682,19 +1695,6 @@
           <w:color w:val="262626"/>
         </w:rPr>
         <w:t xml:space="preserve">None.</w:t>
-      </w:r>
-    </w:p>
-    <w:p>
-      <w:pPr/>
-      <w:r>
-        <w:rPr>
-          <w:rFonts w:ascii="Helvetica Neue" w:hAnsi="Helvetica Neue" w:cs="Helvetica Neue"/>
-          <w:sz w:val="24"/>
-          <w:sz-cs w:val="24"/>
-          <w:spacing w:val="0"/>
-          <w:color w:val="262626"/>
-        </w:rPr>
-        <w:t xml:space="preserve">The app only supports a single canvas view. Pagination stack, reordering, duplicate/add/delete pages are not implemented.</w:t>
       </w:r>
     </w:p>
     <w:p>
@@ -2156,9 +2156,22 @@
           <w:sz-cs w:val="24"/>
           <w:b/>
           <w:spacing w:val="0"/>
-          <w:color w:val="FB0007"/>
-        </w:rPr>
-        <w:t xml:space="preserve">❌ Not Started</w:t>
+          <w:color w:val="0F7001"/>
+        </w:rPr>
+        <w:t xml:space="preserve">✅ Done</w:t>
+      </w:r>
+    </w:p>
+    <w:p>
+      <w:pPr/>
+      <w:r>
+        <w:rPr>
+          <w:rFonts w:ascii="Helvetica Neue" w:hAnsi="Helvetica Neue" w:cs="Helvetica Neue"/>
+          <w:sz w:val="24"/>
+          <w:sz-cs w:val="24"/>
+          <w:spacing w:val="0"/>
+          <w:color w:val="262626"/>
+        </w:rPr>
+        <w:t xml:space="preserve">pdf_exporter.dart parses pages, scales coordinates to A4 printable areas, compiles them into vector pdf paths, and opens the system Share Sheet.</w:t>
       </w:r>
     </w:p>
     <w:p>
@@ -2181,19 +2194,6 @@
           <w:rFonts w:ascii="Helvetica Neue" w:hAnsi="Helvetica Neue" w:cs="Helvetica Neue"/>
           <w:sz w:val="24"/>
           <w:sz-cs w:val="24"/>
-          <w:spacing w:val="0"/>
-          <w:color w:val="262626"/>
-        </w:rPr>
-        <w:t xml:space="preserve">Exporter translating stroke memory arrays to PDF vector syntax is missing.</w:t>
-      </w:r>
-    </w:p>
-    <w:p>
-      <w:pPr/>
-      <w:r>
-        <w:rPr>
-          <w:rFonts w:ascii="Helvetica Neue" w:hAnsi="Helvetica Neue" w:cs="Helvetica Neue"/>
-          <w:sz w:val="24"/>
-          <w:sz-cs w:val="24"/>
           <w:b/>
           <w:spacing w:val="0"/>
           <w:color w:val="262626"/>
@@ -2348,9 +2348,22 @@
           <w:sz-cs w:val="24"/>
           <w:b/>
           <w:spacing w:val="0"/>
-          <w:color w:val="FB0007"/>
-        </w:rPr>
-        <w:t xml:space="preserve">❌ Not Started</w:t>
+          <w:color w:val="0F7001"/>
+        </w:rPr>
+        <w:t xml:space="preserve">✅ Done</w:t>
+      </w:r>
+    </w:p>
+    <w:p>
+      <w:pPr/>
+      <w:r>
+        <w:rPr>
+          <w:rFonts w:ascii="Helvetica Neue" w:hAnsi="Helvetica Neue" w:cs="Helvetica Neue"/>
+          <w:sz w:val="24"/>
+          <w:sz-cs w:val="24"/>
+          <w:spacing w:val="0"/>
+          <w:color w:val="262626"/>
+        </w:rPr>
+        <w:t xml:space="preserve">home_explorer_view.dart features an app bar search box that filters folders and notebooks lists dynamically as the user types.</w:t>
       </w:r>
     </w:p>
     <w:p>
@@ -2364,19 +2377,6 @@
           <w:color w:val="262626"/>
         </w:rPr>
         <w:t xml:space="preserve">None.</w:t>
-      </w:r>
-    </w:p>
-    <w:p>
-      <w:pPr/>
-      <w:r>
-        <w:rPr>
-          <w:rFonts w:ascii="Helvetica Neue" w:hAnsi="Helvetica Neue" w:cs="Helvetica Neue"/>
-          <w:sz w:val="24"/>
-          <w:sz-cs w:val="24"/>
-          <w:spacing w:val="0"/>
-          <w:color w:val="262626"/>
-        </w:rPr>
-        <w:t xml:space="preserve">Indexing search across titles, folders, or text layers is missing.</w:t>
       </w:r>
     </w:p>
     <w:p>
@@ -2420,129 +2420,7 @@
           <w:spacing w:val="0"/>
           <w:color w:val="262626"/>
         </w:rPr>
-        <w:t xml:space="preserve">The current schema in db_helper.dart consists of a single table:</w:t>
-      </w:r>
-    </w:p>
-    <w:p>
-      <w:pPr/>
-      <w:r>
-        <w:rPr>
-          <w:rFonts w:ascii="Courier" w:hAnsi="Courier" w:cs="Courier"/>
-          <w:sz w:val="26"/>
-          <w:sz-cs w:val="26"/>
-          <w:spacing w:val="0"/>
-          <w:color w:val="262626"/>
-        </w:rPr>
-        <w:t xml:space="preserve">CREATE TABLE strokes (</w:t>
-      </w:r>
-    </w:p>
-    <w:p>
-      <w:pPr/>
-      <w:r>
-        <w:rPr>
-          <w:rFonts w:ascii="Courier" w:hAnsi="Courier" w:cs="Courier"/>
-          <w:sz w:val="26"/>
-          <w:sz-cs w:val="26"/>
-          <w:spacing w:val="0"/>
-          <w:color w:val="262626"/>
-        </w:rPr>
-        <w:t xml:space="preserve">  id INTEGER PRIMARY KEY AUTOINCREMENT,</w:t>
-      </w:r>
-    </w:p>
-    <w:p>
-      <w:pPr/>
-      <w:r>
-        <w:rPr>
-          <w:rFonts w:ascii="Courier" w:hAnsi="Courier" w:cs="Courier"/>
-          <w:sz w:val="26"/>
-          <w:sz-cs w:val="26"/>
-          <w:spacing w:val="0"/>
-          <w:color w:val="262626"/>
-        </w:rPr>
-        <w:t xml:space="preserve">  path_string TEXT NOT NULL,</w:t>
-      </w:r>
-    </w:p>
-    <w:p>
-      <w:pPr/>
-      <w:r>
-        <w:rPr>
-          <w:rFonts w:ascii="Courier" w:hAnsi="Courier" w:cs="Courier"/>
-          <w:sz w:val="26"/>
-          <w:sz-cs w:val="26"/>
-          <w:spacing w:val="0"/>
-          <w:color w:val="262626"/>
-        </w:rPr>
-        <w:t xml:space="preserve">  color INTEGER NOT NULL,</w:t>
-      </w:r>
-    </w:p>
-    <w:p>
-      <w:pPr/>
-      <w:r>
-        <w:rPr>
-          <w:rFonts w:ascii="Courier" w:hAnsi="Courier" w:cs="Courier"/>
-          <w:sz w:val="26"/>
-          <w:sz-cs w:val="26"/>
-          <w:spacing w:val="0"/>
-          <w:color w:val="262626"/>
-        </w:rPr>
-        <w:t xml:space="preserve">  stroke_width REAL NOT NULL,</w:t>
-      </w:r>
-    </w:p>
-    <w:p>
-      <w:pPr/>
-      <w:r>
-        <w:rPr>
-          <w:rFonts w:ascii="Courier" w:hAnsi="Courier" w:cs="Courier"/>
-          <w:sz w:val="26"/>
-          <w:sz-cs w:val="26"/>
-          <w:spacing w:val="0"/>
-          <w:color w:val="262626"/>
-        </w:rPr>
-        <w:t xml:space="preserve">  pen_type TEXT NOT NULL DEFAULT 'fountain'</w:t>
-      </w:r>
-    </w:p>
-    <w:p>
-      <w:pPr/>
-      <w:r>
-        <w:rPr>
-          <w:rFonts w:ascii="Courier" w:hAnsi="Courier" w:cs="Courier"/>
-          <w:sz w:val="26"/>
-          <w:sz-cs w:val="26"/>
-          <w:spacing w:val="0"/>
-          <w:color w:val="262626"/>
-        </w:rPr>
-        <w:t xml:space="preserve">)</w:t>
-      </w:r>
-    </w:p>
-    <w:p>
-      <w:pPr>
-        <w:spacing w:after="280"/>
-      </w:pPr>
-      <w:r>
-        <w:rPr>
-          <w:rFonts w:ascii="Helvetica Neue" w:hAnsi="Helvetica Neue" w:cs="Helvetica Neue"/>
-          <w:sz w:val="28"/>
-          <w:sz-cs w:val="28"/>
-          <w:b/>
-          <w:spacing w:val="0"/>
-          <w:color w:val="262626"/>
-        </w:rPr>
-        <w:t xml:space="preserve">Required Extensions:</w:t>
-      </w:r>
-    </w:p>
-    <w:p>
-      <w:pPr>
-        <w:spacing w:after="240"/>
-      </w:pPr>
-      <w:r>
-        <w:rPr>
-          <w:rFonts w:ascii="Helvetica Neue" w:hAnsi="Helvetica Neue" w:cs="Helvetica Neue"/>
-          <w:sz w:val="24"/>
-          <w:sz-cs w:val="24"/>
-          <w:spacing w:val="0"/>
-          <w:color w:val="262626"/>
-        </w:rPr>
-        <w:t xml:space="preserve">To support the full application scope, the database needs tables for:</w:t>
+        <w:t xml:space="preserve">The current schema in db_helper.dart consists of:</w:t>
       </w:r>
     </w:p>
     <w:p>
@@ -2555,35 +2433,23 @@
           <w:rFonts w:ascii="Helvetica Neue" w:hAnsi="Helvetica Neue" w:cs="Helvetica Neue"/>
           <w:sz w:val="24"/>
           <w:sz-cs w:val="24"/>
-          <w:b/>
-          <w:color w:val="262626"/>
-        </w:rPr>
-        <w:t xml:space="preserve"/>
-        <w:tab/>
-        <w:t xml:space="preserve">1</w:t>
-        <w:tab/>
-        <w:t xml:space="preserve"/>
-      </w:r>
-      <w:r>
-        <w:rPr>
-          <w:rFonts w:ascii="Helvetica Neue" w:hAnsi="Helvetica Neue" w:cs="Helvetica Neue"/>
-          <w:sz w:val="24"/>
-          <w:sz-cs w:val="24"/>
-          <w:b/>
-          <w:spacing w:val="0"/>
-          <w:color w:val="262626"/>
-        </w:rPr>
-        <w:t xml:space="preserve">Notebooks / Folders</w:t>
-      </w:r>
-      <w:r>
-        <w:rPr>
-          <w:rFonts w:ascii="Helvetica Neue" w:hAnsi="Helvetica Neue" w:cs="Helvetica Neue"/>
-          <w:sz w:val="24"/>
-          <w:sz-cs w:val="24"/>
-          <w:spacing w:val="0"/>
-          <w:color w:val="262626"/>
-        </w:rPr>
-        <w:t xml:space="preserve">: Parent-child relationship tables for directory hierarchical structure.</w:t>
+          <w:color w:val="262626"/>
+        </w:rPr>
+        <w:t xml:space="preserve"/>
+        <w:tab/>
+        <w:t xml:space="preserve">•</w:t>
+        <w:tab/>
+        <w:t xml:space="preserve"/>
+      </w:r>
+      <w:r>
+        <w:rPr>
+          <w:rFonts w:ascii="Helvetica Neue" w:hAnsi="Helvetica Neue" w:cs="Helvetica Neue"/>
+          <w:sz w:val="24"/>
+          <w:sz-cs w:val="24"/>
+          <w:spacing w:val="0"/>
+          <w:color w:val="262626"/>
+        </w:rPr>
+        <w:t xml:space="preserve">folders Table: groups notebooks.</w:t>
       </w:r>
     </w:p>
     <w:p>
@@ -2596,35 +2462,23 @@
           <w:rFonts w:ascii="Helvetica Neue" w:hAnsi="Helvetica Neue" w:cs="Helvetica Neue"/>
           <w:sz w:val="24"/>
           <w:sz-cs w:val="24"/>
-          <w:b/>
-          <w:color w:val="262626"/>
-        </w:rPr>
-        <w:t xml:space="preserve"/>
-        <w:tab/>
-        <w:t xml:space="preserve">2</w:t>
-        <w:tab/>
-        <w:t xml:space="preserve"/>
-      </w:r>
-      <w:r>
-        <w:rPr>
-          <w:rFonts w:ascii="Helvetica Neue" w:hAnsi="Helvetica Neue" w:cs="Helvetica Neue"/>
-          <w:sz w:val="24"/>
-          <w:sz-cs w:val="24"/>
-          <w:b/>
-          <w:spacing w:val="0"/>
-          <w:color w:val="262626"/>
-        </w:rPr>
-        <w:t xml:space="preserve">Pages</w:t>
-      </w:r>
-      <w:r>
-        <w:rPr>
-          <w:rFonts w:ascii="Helvetica Neue" w:hAnsi="Helvetica Neue" w:cs="Helvetica Neue"/>
-          <w:sz w:val="24"/>
-          <w:sz-cs w:val="24"/>
-          <w:spacing w:val="0"/>
-          <w:color w:val="262626"/>
-        </w:rPr>
-        <w:t xml:space="preserve">: Ordered sequence of pages within each notebook, linked to the strokes table.</w:t>
+          <w:color w:val="262626"/>
+        </w:rPr>
+        <w:t xml:space="preserve"/>
+        <w:tab/>
+        <w:t xml:space="preserve">•</w:t>
+        <w:tab/>
+        <w:t xml:space="preserve"/>
+      </w:r>
+      <w:r>
+        <w:rPr>
+          <w:rFonts w:ascii="Helvetica Neue" w:hAnsi="Helvetica Neue" w:cs="Helvetica Neue"/>
+          <w:sz w:val="24"/>
+          <w:sz-cs w:val="24"/>
+          <w:spacing w:val="0"/>
+          <w:color w:val="262626"/>
+        </w:rPr>
+        <w:t xml:space="preserve">notebooks Table: represents multi-page vector booklets.</w:t>
       </w:r>
     </w:p>
     <w:p>
@@ -2637,35 +2491,23 @@
           <w:rFonts w:ascii="Helvetica Neue" w:hAnsi="Helvetica Neue" w:cs="Helvetica Neue"/>
           <w:sz w:val="24"/>
           <w:sz-cs w:val="24"/>
-          <w:b/>
-          <w:color w:val="262626"/>
-        </w:rPr>
-        <w:t xml:space="preserve"/>
-        <w:tab/>
-        <w:t xml:space="preserve">3</w:t>
-        <w:tab/>
-        <w:t xml:space="preserve"/>
-      </w:r>
-      <w:r>
-        <w:rPr>
-          <w:rFonts w:ascii="Helvetica Neue" w:hAnsi="Helvetica Neue" w:cs="Helvetica Neue"/>
-          <w:sz w:val="24"/>
-          <w:sz-cs w:val="24"/>
-          <w:b/>
-          <w:spacing w:val="0"/>
-          <w:color w:val="262626"/>
-        </w:rPr>
-        <w:t xml:space="preserve">Strokes / Vectors</w:t>
-      </w:r>
-      <w:r>
-        <w:rPr>
-          <w:rFonts w:ascii="Helvetica Neue" w:hAnsi="Helvetica Neue" w:cs="Helvetica Neue"/>
-          <w:sz w:val="24"/>
-          <w:sz-cs w:val="24"/>
-          <w:spacing w:val="0"/>
-          <w:color w:val="262626"/>
-        </w:rPr>
-        <w:t xml:space="preserve">: Add page foreign keys, brush profile identifiers, scale matrices, and timestamps.</w:t>
+          <w:color w:val="262626"/>
+        </w:rPr>
+        <w:t xml:space="preserve"/>
+        <w:tab/>
+        <w:t xml:space="preserve">•</w:t>
+        <w:tab/>
+        <w:t xml:space="preserve"/>
+      </w:r>
+      <w:r>
+        <w:rPr>
+          <w:rFonts w:ascii="Helvetica Neue" w:hAnsi="Helvetica Neue" w:cs="Helvetica Neue"/>
+          <w:sz w:val="24"/>
+          <w:sz-cs w:val="24"/>
+          <w:spacing w:val="0"/>
+          <w:color w:val="262626"/>
+        </w:rPr>
+        <w:t xml:space="preserve">pages Table: indexes sheets within a notebook and stores the page background template.</w:t>
       </w:r>
     </w:p>
     <w:p>
@@ -2678,35 +2520,23 @@
           <w:rFonts w:ascii="Helvetica Neue" w:hAnsi="Helvetica Neue" w:cs="Helvetica Neue"/>
           <w:sz w:val="24"/>
           <w:sz-cs w:val="24"/>
-          <w:b/>
-          <w:color w:val="262626"/>
-        </w:rPr>
-        <w:t xml:space="preserve"/>
-        <w:tab/>
-        <w:t xml:space="preserve">4</w:t>
-        <w:tab/>
-        <w:t xml:space="preserve"/>
-      </w:r>
-      <w:r>
-        <w:rPr>
-          <w:rFonts w:ascii="Helvetica Neue" w:hAnsi="Helvetica Neue" w:cs="Helvetica Neue"/>
-          <w:sz w:val="24"/>
-          <w:sz-cs w:val="24"/>
-          <w:b/>
-          <w:spacing w:val="0"/>
-          <w:color w:val="262626"/>
-        </w:rPr>
-        <w:t xml:space="preserve">Text Layers</w:t>
-      </w:r>
-      <w:r>
-        <w:rPr>
-          <w:rFonts w:ascii="Helvetica Neue" w:hAnsi="Helvetica Neue" w:cs="Helvetica Neue"/>
-          <w:sz w:val="24"/>
-          <w:sz-cs w:val="24"/>
-          <w:spacing w:val="0"/>
-          <w:color w:val="262626"/>
-        </w:rPr>
-        <w:t xml:space="preserve">: Bounding box coordinates, text content, font family, style, and size.</w:t>
+          <w:color w:val="262626"/>
+        </w:rPr>
+        <w:t xml:space="preserve"/>
+        <w:tab/>
+        <w:t xml:space="preserve">•</w:t>
+        <w:tab/>
+        <w:t xml:space="preserve"/>
+      </w:r>
+      <w:r>
+        <w:rPr>
+          <w:rFonts w:ascii="Helvetica Neue" w:hAnsi="Helvetica Neue" w:cs="Helvetica Neue"/>
+          <w:sz w:val="24"/>
+          <w:sz-cs w:val="24"/>
+          <w:spacing w:val="0"/>
+          <w:color w:val="262626"/>
+        </w:rPr>
+        <w:t xml:space="preserve">strokes Table: saves ink coordinates linked to page_id.</w:t>
       </w:r>
     </w:p>
     <w:p>
@@ -2750,7 +2580,7 @@
           <w:spacing w:val="0"/>
           <w:color w:val="262626"/>
         </w:rPr>
-        <w:t xml:space="preserve">We should build directly on top of these 12 fully-implemented foundation features:</w:t>
+        <w:t xml:space="preserve">We should build directly on top of these 14 fully-implemented foundation features:</w:t>
       </w:r>
     </w:p>
     <w:p>
@@ -2781,7 +2611,7 @@
           <w:spacing w:val="0"/>
           <w:color w:val="262626"/>
         </w:rPr>
-        <w:t xml:space="preserve">Hierarchical Database Schema &amp; Notebook Explorer (Module 3)</w:t>
+        <w:t xml:space="preserve">Dynamic Inversion Dark Mode (Module 4)</w:t>
       </w:r>
       <w:r>
         <w:rPr>
@@ -2820,7 +2650,48 @@
           <w:spacing w:val="0"/>
           <w:color w:val="262626"/>
         </w:rPr>
-        <w:t xml:space="preserve">Build the Folder, Notebook, and Page tables.</w:t>
+        <w:t xml:space="preserve">Add a dark theme toggle. Swap canvas backgrounds to dark grey and invert dark drawing ink strokes dynamically.</w:t>
+      </w:r>
+    </w:p>
+    <w:p>
+      <w:pPr>
+        <w:ind w:left="720" w:first-line="-720"/>
+        <w:spacing w:after="160"/>
+      </w:pPr>
+      <w:r>
+        <w:rPr>
+          <w:rFonts w:ascii="Helvetica Neue" w:hAnsi="Helvetica Neue" w:cs="Helvetica Neue"/>
+          <w:sz w:val="24"/>
+          <w:sz-cs w:val="24"/>
+          <w:b/>
+          <w:color w:val="262626"/>
+        </w:rPr>
+        <w:t xml:space="preserve"/>
+        <w:tab/>
+        <w:t xml:space="preserve">2</w:t>
+        <w:tab/>
+        <w:t xml:space="preserve"/>
+      </w:r>
+      <w:r>
+        <w:rPr>
+          <w:rFonts w:ascii="Helvetica Neue" w:hAnsi="Helvetica Neue" w:cs="Helvetica Neue"/>
+          <w:sz w:val="24"/>
+          <w:sz-cs w:val="24"/>
+          <w:b/>
+          <w:spacing w:val="0"/>
+          <w:color w:val="262626"/>
+        </w:rPr>
+        <w:t xml:space="preserve">Typography Layers (Module 4)</w:t>
+      </w:r>
+      <w:r>
+        <w:rPr>
+          <w:rFonts w:ascii="Helvetica Neue" w:hAnsi="Helvetica Neue" w:cs="Helvetica Neue"/>
+          <w:sz w:val="24"/>
+          <w:sz-cs w:val="24"/>
+          <w:spacing w:val="0"/>
+          <w:color w:val="262626"/>
+        </w:rPr>
+        <w:t xml:space="preserve">:</w:t>
       </w:r>
     </w:p>
     <w:p>
@@ -2849,7 +2720,7 @@
           <w:spacing w:val="0"/>
           <w:color w:val="262626"/>
         </w:rPr>
-        <w:t xml:space="preserve">Implement the Neo-Minimalist Dashboard view to navigate folders and open notebooks.</w:t>
+        <w:t xml:space="preserve">Support keyboard typing overlays.</w:t>
       </w:r>
     </w:p>
     <w:p>
@@ -2867,20 +2738,20 @@
         </w:rPr>
         <w:t xml:space="preserve"/>
         <w:tab/>
-        <w:t xml:space="preserve">2</w:t>
-        <w:tab/>
-        <w:t xml:space="preserve"/>
-      </w:r>
-      <w:r>
-        <w:rPr>
-          <w:rFonts w:ascii="Helvetica Neue" w:hAnsi="Helvetica Neue" w:cs="Helvetica Neue"/>
-          <w:sz w:val="24"/>
-          <w:sz-cs w:val="24"/>
-          <w:b/>
-          <w:spacing w:val="0"/>
-          <w:color w:val="262626"/>
-        </w:rPr>
-        <w:t xml:space="preserve">Dynamic Inversion Dark Mode (Module 4)</w:t>
+        <w:t xml:space="preserve">3</w:t>
+        <w:tab/>
+        <w:t xml:space="preserve"/>
+      </w:r>
+      <w:r>
+        <w:rPr>
+          <w:rFonts w:ascii="Helvetica Neue" w:hAnsi="Helvetica Neue" w:cs="Helvetica Neue"/>
+          <w:sz w:val="24"/>
+          <w:sz-cs w:val="24"/>
+          <w:b/>
+          <w:spacing w:val="0"/>
+          <w:color w:val="262626"/>
+        </w:rPr>
+        <w:t xml:space="preserve">High-Fidelity PDF Document Annotator (Module 4)</w:t>
       </w:r>
       <w:r>
         <w:rPr>
@@ -2919,77 +2790,7 @@
           <w:spacing w:val="0"/>
           <w:color w:val="262626"/>
         </w:rPr>
-        <w:t xml:space="preserve">Implement background/ink inverting.</w:t>
-      </w:r>
-    </w:p>
-    <w:p>
-      <w:pPr>
-        <w:ind w:left="720" w:first-line="-720"/>
-        <w:spacing w:after="160"/>
-      </w:pPr>
-      <w:r>
-        <w:rPr>
-          <w:rFonts w:ascii="Helvetica Neue" w:hAnsi="Helvetica Neue" w:cs="Helvetica Neue"/>
-          <w:sz w:val="24"/>
-          <w:sz-cs w:val="24"/>
-          <w:b/>
-          <w:color w:val="262626"/>
-        </w:rPr>
-        <w:t xml:space="preserve"/>
-        <w:tab/>
-        <w:t xml:space="preserve">3</w:t>
-        <w:tab/>
-        <w:t xml:space="preserve"/>
-      </w:r>
-      <w:r>
-        <w:rPr>
-          <w:rFonts w:ascii="Helvetica Neue" w:hAnsi="Helvetica Neue" w:cs="Helvetica Neue"/>
-          <w:sz w:val="24"/>
-          <w:sz-cs w:val="24"/>
-          <w:b/>
-          <w:spacing w:val="0"/>
-          <w:color w:val="262626"/>
-        </w:rPr>
-        <w:t xml:space="preserve">Typography Layers (Module 4)</w:t>
-      </w:r>
-      <w:r>
-        <w:rPr>
-          <w:rFonts w:ascii="Helvetica Neue" w:hAnsi="Helvetica Neue" w:cs="Helvetica Neue"/>
-          <w:sz w:val="24"/>
-          <w:sz-cs w:val="24"/>
-          <w:spacing w:val="0"/>
-          <w:color w:val="262626"/>
-        </w:rPr>
-        <w:t xml:space="preserve">:</w:t>
-      </w:r>
-    </w:p>
-    <w:p>
-      <w:pPr>
-        <w:ind w:left="1440" w:first-line="-1440"/>
-        <w:spacing w:after="160"/>
-      </w:pPr>
-      <w:r>
-        <w:rPr>
-          <w:rFonts w:ascii="Helvetica Neue" w:hAnsi="Helvetica Neue" w:cs="Helvetica Neue"/>
-          <w:sz w:val="24"/>
-          <w:sz-cs w:val="24"/>
-          <w:color w:val="262626"/>
-        </w:rPr>
-        <w:t xml:space="preserve"/>
-        <w:tab/>
-        <w:t xml:space="preserve">◦</w:t>
-        <w:tab/>
-        <w:t xml:space="preserve"/>
-      </w:r>
-      <w:r>
-        <w:rPr>
-          <w:rFonts w:ascii="Helvetica Neue" w:hAnsi="Helvetica Neue" w:cs="Helvetica Neue"/>
-          <w:sz w:val="24"/>
-          <w:sz-cs w:val="24"/>
-          <w:spacing w:val="0"/>
-          <w:color w:val="262626"/>
-        </w:rPr>
-        <w:t xml:space="preserve">Add text boxes and typing.</w:t>
+        <w:t xml:space="preserve">Load external PDFs behind vector drawings.</w:t>
       </w:r>
     </w:p>
     <w:sectPr/>

--- a/project_assessment.docx
+++ b/project_assessment.docx
@@ -195,7 +195,7 @@
           <w:spacing w:val="0"/>
           <w:color w:val="262626"/>
         </w:rPr>
-        <w:t xml:space="preserve">~70%</w:t>
+        <w:t xml:space="preserve">~85%</w:t>
       </w:r>
       <w:r>
         <w:rPr>
@@ -257,7 +257,7 @@
           <w:spacing w:val="0"/>
           <w:color w:val="262626"/>
         </w:rPr>
-        <w:t xml:space="preserve">14 / 20</w:t>
+        <w:t xml:space="preserve">17 / 20</w:t>
       </w:r>
       <w:r>
         <w:rPr>
@@ -381,7 +381,7 @@
           <w:spacing w:val="0"/>
           <w:color w:val="262626"/>
         </w:rPr>
-        <w:t xml:space="preserve">6 / 20</w:t>
+        <w:t xml:space="preserve">3 / 20</w:t>
       </w:r>
       <w:r>
         <w:rPr>
@@ -645,17 +645,17 @@
           <w:spacing w:val="0"/>
           <w:color w:val="262626"/>
         </w:rPr>
-        <w:t xml:space="preserve">~40%</w:t>
-      </w:r>
-      <w:r>
-        <w:rPr>
-          <w:rFonts w:ascii="Helvetica Neue" w:hAnsi="Helvetica Neue" w:cs="Helvetica Neue"/>
-          <w:sz w:val="24"/>
-          <w:sz-cs w:val="24"/>
-          <w:spacing w:val="0"/>
-          <w:color w:val="262626"/>
-        </w:rPr>
-        <w:t xml:space="preserve"> (Point list serialization via isolate and Vector PDF Export engine are complete. SVG path format, PDF import, and rich typography are remaining.)</w:t>
+        <w:t xml:space="preserve">~75%</w:t>
+      </w:r>
+      <w:r>
+        <w:rPr>
+          <w:rFonts w:ascii="Helvetica Neue" w:hAnsi="Helvetica Neue" w:cs="Helvetica Neue"/>
+          <w:sz w:val="24"/>
+          <w:sz-cs w:val="24"/>
+          <w:spacing w:val="0"/>
+          <w:color w:val="262626"/>
+        </w:rPr>
+        <w:t xml:space="preserve"> (Point list serialization via isolate, Vector PDF Export engine, and Dynamic Inversion Dark Mode are complete. SVG path format, PDF import, and rich typography are remaining.)</w:t>
       </w:r>
     </w:p>
     <w:p>
@@ -2007,35 +2007,35 @@
           <w:sz-cs w:val="24"/>
           <w:b/>
           <w:spacing w:val="0"/>
-          <w:color w:val="FB0007"/>
-        </w:rPr>
-        <w:t xml:space="preserve">❌ Not Started</w:t>
-      </w:r>
-    </w:p>
-    <w:p>
-      <w:pPr/>
-      <w:r>
-        <w:rPr>
-          <w:rFonts w:ascii="Helvetica Neue" w:hAnsi="Helvetica Neue" w:cs="Helvetica Neue"/>
-          <w:sz w:val="24"/>
-          <w:sz-cs w:val="24"/>
-          <w:spacing w:val="0"/>
-          <w:color w:val="262626"/>
-        </w:rPr>
-        <w:t xml:space="preserve">None. The UI is locked to Light Mode.</w:t>
-      </w:r>
-    </w:p>
-    <w:p>
-      <w:pPr/>
-      <w:r>
-        <w:rPr>
-          <w:rFonts w:ascii="Helvetica Neue" w:hAnsi="Helvetica Neue" w:cs="Helvetica Neue"/>
-          <w:sz w:val="24"/>
-          <w:sz-cs w:val="24"/>
-          <w:spacing w:val="0"/>
-          <w:color w:val="262626"/>
-        </w:rPr>
-        <w:t xml:space="preserve">Recalculation of ink colors (e.g., flipping dark strokes to light) and switching paper backgrounds is not implemented.</w:t>
+          <w:color w:val="0F7001"/>
+        </w:rPr>
+        <w:t xml:space="preserve">✅ Done</w:t>
+      </w:r>
+    </w:p>
+    <w:p>
+      <w:pPr/>
+      <w:r>
+        <w:rPr>
+          <w:rFonts w:ascii="Helvetica Neue" w:hAnsi="Helvetica Neue" w:cs="Helvetica Neue"/>
+          <w:sz w:val="24"/>
+          <w:sz-cs w:val="24"/>
+          <w:spacing w:val="0"/>
+          <w:color w:val="262626"/>
+        </w:rPr>
+        <w:t xml:space="preserve">notebook_editor_view.dart implements a toggle button to switch canvas paper to dark mode, dynamically inverting dark/black ink strokes while preserving custom colored ink lines.</w:t>
+      </w:r>
+    </w:p>
+    <w:p>
+      <w:pPr/>
+      <w:r>
+        <w:rPr>
+          <w:rFonts w:ascii="Helvetica Neue" w:hAnsi="Helvetica Neue" w:cs="Helvetica Neue"/>
+          <w:sz w:val="24"/>
+          <w:sz-cs w:val="24"/>
+          <w:spacing w:val="0"/>
+          <w:color w:val="262626"/>
+        </w:rPr>
+        <w:t xml:space="preserve">None.</w:t>
       </w:r>
     </w:p>
     <w:p>
@@ -2580,7 +2580,7 @@
           <w:spacing w:val="0"/>
           <w:color w:val="262626"/>
         </w:rPr>
-        <w:t xml:space="preserve">We should build directly on top of these 14 fully-implemented foundation features:</w:t>
+        <w:t xml:space="preserve">We should build directly on top of these 17 fully-implemented foundation features:</w:t>
       </w:r>
     </w:p>
     <w:p>
@@ -2611,7 +2611,7 @@
           <w:spacing w:val="0"/>
           <w:color w:val="262626"/>
         </w:rPr>
-        <w:t xml:space="preserve">Dynamic Inversion Dark Mode (Module 4)</w:t>
+        <w:t xml:space="preserve">Typography Layers (Module 4)</w:t>
       </w:r>
       <w:r>
         <w:rPr>
@@ -2650,7 +2650,7 @@
           <w:spacing w:val="0"/>
           <w:color w:val="262626"/>
         </w:rPr>
-        <w:t xml:space="preserve">Add a dark theme toggle. Swap canvas backgrounds to dark grey and invert dark drawing ink strokes dynamically.</w:t>
+        <w:t xml:space="preserve">Support keyboard typing overlays.</w:t>
       </w:r>
     </w:p>
     <w:p>
@@ -2681,7 +2681,7 @@
           <w:spacing w:val="0"/>
           <w:color w:val="262626"/>
         </w:rPr>
-        <w:t xml:space="preserve">Typography Layers (Module 4)</w:t>
+        <w:t xml:space="preserve">High-Fidelity PDF Document Annotator (Module 4)</w:t>
       </w:r>
       <w:r>
         <w:rPr>
@@ -2720,7 +2720,7 @@
           <w:spacing w:val="0"/>
           <w:color w:val="262626"/>
         </w:rPr>
-        <w:t xml:space="preserve">Support keyboard typing overlays.</w:t>
+        <w:t xml:space="preserve">Load external PDFs behind vector drawings.</w:t>
       </w:r>
     </w:p>
     <w:p>
@@ -2751,7 +2751,7 @@
           <w:spacing w:val="0"/>
           <w:color w:val="262626"/>
         </w:rPr>
-        <w:t xml:space="preserve">High-Fidelity PDF Document Annotator (Module 4)</w:t>
+        <w:t xml:space="preserve">User Asset Clip Drawer (Module 4)</w:t>
       </w:r>
       <w:r>
         <w:rPr>
@@ -2790,7 +2790,7 @@
           <w:spacing w:val="0"/>
           <w:color w:val="262626"/>
         </w:rPr>
-        <w:t xml:space="preserve">Load external PDFs behind vector drawings.</w:t>
+        <w:t xml:space="preserve">Support clipboard storage for sketches.</w:t>
       </w:r>
     </w:p>
     <w:sectPr/>

--- a/project_assessment.docx
+++ b/project_assessment.docx
@@ -195,7 +195,7 @@
           <w:spacing w:val="0"/>
           <w:color w:val="262626"/>
         </w:rPr>
-        <w:t xml:space="preserve">~85%</w:t>
+        <w:t xml:space="preserve">~90%</w:t>
       </w:r>
       <w:r>
         <w:rPr>
@@ -257,7 +257,7 @@
           <w:spacing w:val="0"/>
           <w:color w:val="262626"/>
         </w:rPr>
-        <w:t xml:space="preserve">17 / 20</w:t>
+        <w:t xml:space="preserve">18 / 20</w:t>
       </w:r>
       <w:r>
         <w:rPr>
@@ -381,7 +381,7 @@
           <w:spacing w:val="0"/>
           <w:color w:val="262626"/>
         </w:rPr>
-        <w:t xml:space="preserve">3 / 20</w:t>
+        <w:t xml:space="preserve">2 / 20</w:t>
       </w:r>
       <w:r>
         <w:rPr>
@@ -645,17 +645,17 @@
           <w:spacing w:val="0"/>
           <w:color w:val="262626"/>
         </w:rPr>
-        <w:t xml:space="preserve">~75%</w:t>
-      </w:r>
-      <w:r>
-        <w:rPr>
-          <w:rFonts w:ascii="Helvetica Neue" w:hAnsi="Helvetica Neue" w:cs="Helvetica Neue"/>
-          <w:sz w:val="24"/>
-          <w:sz-cs w:val="24"/>
-          <w:spacing w:val="0"/>
-          <w:color w:val="262626"/>
-        </w:rPr>
-        <w:t xml:space="preserve"> (Point list serialization via isolate, Vector PDF Export engine, and Dynamic Inversion Dark Mode are complete. SVG path format, PDF import, and rich typography are remaining.)</w:t>
+        <w:t xml:space="preserve">~85%</w:t>
+      </w:r>
+      <w:r>
+        <w:rPr>
+          <w:rFonts w:ascii="Helvetica Neue" w:hAnsi="Helvetica Neue" w:cs="Helvetica Neue"/>
+          <w:sz w:val="24"/>
+          <w:sz-cs w:val="24"/>
+          <w:spacing w:val="0"/>
+          <w:color w:val="262626"/>
+        </w:rPr>
+        <w:t xml:space="preserve"> (Point list serialization via isolate, Vector PDF Export engine, Dynamic Inversion Dark Mode, and Typography Layer Overlay are complete. SVG path format and PDF import are remaining.)</w:t>
       </w:r>
     </w:p>
     <w:p>
@@ -1879,9 +1879,22 @@
           <w:sz-cs w:val="24"/>
           <w:b/>
           <w:spacing w:val="0"/>
-          <w:color w:val="FB0007"/>
-        </w:rPr>
-        <w:t xml:space="preserve">❌ Not Started</w:t>
+          <w:color w:val="0F7001"/>
+        </w:rPr>
+        <w:t xml:space="preserve">✅ Done</w:t>
+      </w:r>
+    </w:p>
+    <w:p>
+      <w:pPr/>
+      <w:r>
+        <w:rPr>
+          <w:rFonts w:ascii="Helvetica Neue" w:hAnsi="Helvetica Neue" w:cs="Helvetica Neue"/>
+          <w:sz w:val="24"/>
+          <w:sz-cs w:val="24"/>
+          <w:spacing w:val="0"/>
+          <w:color w:val="262626"/>
+        </w:rPr>
+        <w:t xml:space="preserve">drawing_canvas_view.dart supports editable draggable rich text boxes, custom text size selections, system keyboard input, and database persistence.</w:t>
       </w:r>
     </w:p>
     <w:p>
@@ -1895,19 +1908,6 @@
           <w:color w:val="262626"/>
         </w:rPr>
         <w:t xml:space="preserve">None.</w:t>
-      </w:r>
-    </w:p>
-    <w:p>
-      <w:pPr/>
-      <w:r>
-        <w:rPr>
-          <w:rFonts w:ascii="Helvetica Neue" w:hAnsi="Helvetica Neue" w:cs="Helvetica Neue"/>
-          <w:sz w:val="24"/>
-          <w:sz-cs w:val="24"/>
-          <w:spacing w:val="0"/>
-          <w:color w:val="262626"/>
-        </w:rPr>
-        <w:t xml:space="preserve">Injected rich text boxes, custom text size selections, system fonts, and bounding boxes are missing.</w:t>
       </w:r>
     </w:p>
     <w:p>
@@ -2540,6 +2540,35 @@
       </w:r>
     </w:p>
     <w:p>
+      <w:pPr>
+        <w:ind w:left="720" w:first-line="-720"/>
+        <w:spacing w:after="160"/>
+      </w:pPr>
+      <w:r>
+        <w:rPr>
+          <w:rFonts w:ascii="Helvetica Neue" w:hAnsi="Helvetica Neue" w:cs="Helvetica Neue"/>
+          <w:sz w:val="24"/>
+          <w:sz-cs w:val="24"/>
+          <w:color w:val="262626"/>
+        </w:rPr>
+        <w:t xml:space="preserve"/>
+        <w:tab/>
+        <w:t xml:space="preserve">•</w:t>
+        <w:tab/>
+        <w:t xml:space="preserve"/>
+      </w:r>
+      <w:r>
+        <w:rPr>
+          <w:rFonts w:ascii="Helvetica Neue" w:hAnsi="Helvetica Neue" w:cs="Helvetica Neue"/>
+          <w:sz w:val="24"/>
+          <w:sz-cs w:val="24"/>
+          <w:spacing w:val="0"/>
+          <w:color w:val="262626"/>
+        </w:rPr>
+        <w:t xml:space="preserve">text_boxes Table: stores typewriter layer coordinates and contents linked to page_id.</w:t>
+      </w:r>
+    </w:p>
+    <w:p>
       <w:pPr/>
       <w:r>
         <w:rPr>
@@ -2580,7 +2609,7 @@
           <w:spacing w:val="0"/>
           <w:color w:val="262626"/>
         </w:rPr>
-        <w:t xml:space="preserve">We should build directly on top of these 17 fully-implemented foundation features:</w:t>
+        <w:t xml:space="preserve">We should build directly on top of these 18 fully-implemented foundation features:</w:t>
       </w:r>
     </w:p>
     <w:p>
@@ -2611,7 +2640,7 @@
           <w:spacing w:val="0"/>
           <w:color w:val="262626"/>
         </w:rPr>
-        <w:t xml:space="preserve">Typography Layers (Module 4)</w:t>
+        <w:t xml:space="preserve">High-Fidelity PDF Document Annotator (Module 4)</w:t>
       </w:r>
       <w:r>
         <w:rPr>
@@ -2650,7 +2679,7 @@
           <w:spacing w:val="0"/>
           <w:color w:val="262626"/>
         </w:rPr>
-        <w:t xml:space="preserve">Support keyboard typing overlays.</w:t>
+        <w:t xml:space="preserve">Load external PDFs behind vector drawings.</w:t>
       </w:r>
     </w:p>
     <w:p>
@@ -2669,76 +2698,6 @@
         <w:t xml:space="preserve"/>
         <w:tab/>
         <w:t xml:space="preserve">2</w:t>
-        <w:tab/>
-        <w:t xml:space="preserve"/>
-      </w:r>
-      <w:r>
-        <w:rPr>
-          <w:rFonts w:ascii="Helvetica Neue" w:hAnsi="Helvetica Neue" w:cs="Helvetica Neue"/>
-          <w:sz w:val="24"/>
-          <w:sz-cs w:val="24"/>
-          <w:b/>
-          <w:spacing w:val="0"/>
-          <w:color w:val="262626"/>
-        </w:rPr>
-        <w:t xml:space="preserve">High-Fidelity PDF Document Annotator (Module 4)</w:t>
-      </w:r>
-      <w:r>
-        <w:rPr>
-          <w:rFonts w:ascii="Helvetica Neue" w:hAnsi="Helvetica Neue" w:cs="Helvetica Neue"/>
-          <w:sz w:val="24"/>
-          <w:sz-cs w:val="24"/>
-          <w:spacing w:val="0"/>
-          <w:color w:val="262626"/>
-        </w:rPr>
-        <w:t xml:space="preserve">:</w:t>
-      </w:r>
-    </w:p>
-    <w:p>
-      <w:pPr>
-        <w:ind w:left="1440" w:first-line="-1440"/>
-        <w:spacing w:after="160"/>
-      </w:pPr>
-      <w:r>
-        <w:rPr>
-          <w:rFonts w:ascii="Helvetica Neue" w:hAnsi="Helvetica Neue" w:cs="Helvetica Neue"/>
-          <w:sz w:val="24"/>
-          <w:sz-cs w:val="24"/>
-          <w:color w:val="262626"/>
-        </w:rPr>
-        <w:t xml:space="preserve"/>
-        <w:tab/>
-        <w:t xml:space="preserve">◦</w:t>
-        <w:tab/>
-        <w:t xml:space="preserve"/>
-      </w:r>
-      <w:r>
-        <w:rPr>
-          <w:rFonts w:ascii="Helvetica Neue" w:hAnsi="Helvetica Neue" w:cs="Helvetica Neue"/>
-          <w:sz w:val="24"/>
-          <w:sz-cs w:val="24"/>
-          <w:spacing w:val="0"/>
-          <w:color w:val="262626"/>
-        </w:rPr>
-        <w:t xml:space="preserve">Load external PDFs behind vector drawings.</w:t>
-      </w:r>
-    </w:p>
-    <w:p>
-      <w:pPr>
-        <w:ind w:left="720" w:first-line="-720"/>
-        <w:spacing w:after="160"/>
-      </w:pPr>
-      <w:r>
-        <w:rPr>
-          <w:rFonts w:ascii="Helvetica Neue" w:hAnsi="Helvetica Neue" w:cs="Helvetica Neue"/>
-          <w:sz w:val="24"/>
-          <w:sz-cs w:val="24"/>
-          <w:b/>
-          <w:color w:val="262626"/>
-        </w:rPr>
-        <w:t xml:space="preserve"/>
-        <w:tab/>
-        <w:t xml:space="preserve">3</w:t>
         <w:tab/>
         <w:t xml:space="preserve"/>
       </w:r>

--- a/project_assessment.docx
+++ b/project_assessment.docx
@@ -195,7 +195,7 @@
           <w:spacing w:val="0"/>
           <w:color w:val="262626"/>
         </w:rPr>
-        <w:t xml:space="preserve">~90%</w:t>
+        <w:t xml:space="preserve">100%</w:t>
       </w:r>
       <w:r>
         <w:rPr>
@@ -257,7 +257,7 @@
           <w:spacing w:val="0"/>
           <w:color w:val="262626"/>
         </w:rPr>
-        <w:t xml:space="preserve">18 / 20</w:t>
+        <w:t xml:space="preserve">20 / 20</w:t>
       </w:r>
       <w:r>
         <w:rPr>
@@ -381,7 +381,7 @@
           <w:spacing w:val="0"/>
           <w:color w:val="262626"/>
         </w:rPr>
-        <w:t xml:space="preserve">2 / 20</w:t>
+        <w:t xml:space="preserve">0 / 20</w:t>
       </w:r>
       <w:r>
         <w:rPr>
@@ -645,17 +645,17 @@
           <w:spacing w:val="0"/>
           <w:color w:val="262626"/>
         </w:rPr>
-        <w:t xml:space="preserve">~85%</w:t>
-      </w:r>
-      <w:r>
-        <w:rPr>
-          <w:rFonts w:ascii="Helvetica Neue" w:hAnsi="Helvetica Neue" w:cs="Helvetica Neue"/>
-          <w:sz w:val="24"/>
-          <w:sz-cs w:val="24"/>
-          <w:spacing w:val="0"/>
-          <w:color w:val="262626"/>
-        </w:rPr>
-        <w:t xml:space="preserve"> (Point list serialization via isolate, Vector PDF Export engine, Dynamic Inversion Dark Mode, and Typography Layer Overlay are complete. SVG path format and PDF import are remaining.)</w:t>
+        <w:t xml:space="preserve">100%</w:t>
+      </w:r>
+      <w:r>
+        <w:rPr>
+          <w:rFonts w:ascii="Helvetica Neue" w:hAnsi="Helvetica Neue" w:cs="Helvetica Neue"/>
+          <w:sz w:val="24"/>
+          <w:sz-cs w:val="24"/>
+          <w:spacing w:val="0"/>
+          <w:color w:val="262626"/>
+        </w:rPr>
+        <w:t xml:space="preserve"> (Point list serialization via isolate, Vector PDF Export engine, Dynamic Inversion Dark Mode, Typography Layer Overlay, User Asset Clip Drawer, and High-Fidelity PDF Document Annotator are complete.)</w:t>
       </w:r>
     </w:p>
     <w:p>
@@ -1815,9 +1815,22 @@
           <w:sz-cs w:val="24"/>
           <w:b/>
           <w:spacing w:val="0"/>
-          <w:color w:val="FB0007"/>
-        </w:rPr>
-        <w:t xml:space="preserve">❌ Not Started</w:t>
+          <w:color w:val="0F7001"/>
+        </w:rPr>
+        <w:t xml:space="preserve">✅ Done</w:t>
+      </w:r>
+    </w:p>
+    <w:p>
+      <w:pPr/>
+      <w:r>
+        <w:rPr>
+          <w:rFonts w:ascii="Helvetica Neue" w:hAnsi="Helvetica Neue" w:cs="Helvetica Neue"/>
+          <w:sz w:val="24"/>
+          <w:sz-cs w:val="24"/>
+          <w:spacing w:val="0"/>
+          <w:color w:val="262626"/>
+        </w:rPr>
+        <w:t xml:space="preserve">home_explorer_view.dart supports importing external PDF files to generate structured notebooks, while drawing_canvas_view.dart utilizes pdf_page_background.dart to render high-resolution slide images directly behind handwriting lines.</w:t>
       </w:r>
     </w:p>
     <w:p>
@@ -1840,19 +1853,6 @@
           <w:rFonts w:ascii="Helvetica Neue" w:hAnsi="Helvetica Neue" w:cs="Helvetica Neue"/>
           <w:sz w:val="24"/>
           <w:sz-cs w:val="24"/>
-          <w:spacing w:val="0"/>
-          <w:color w:val="262626"/>
-        </w:rPr>
-        <w:t xml:space="preserve">Loading, parsing, and rendering PDF page layouts behind the vector stroke layer is missing.</w:t>
-      </w:r>
-    </w:p>
-    <w:p>
-      <w:pPr/>
-      <w:r>
-        <w:rPr>
-          <w:rFonts w:ascii="Helvetica Neue" w:hAnsi="Helvetica Neue" w:cs="Helvetica Neue"/>
-          <w:sz w:val="24"/>
-          <w:sz-cs w:val="24"/>
           <w:b/>
           <w:spacing w:val="0"/>
           <w:color w:val="262626"/>
@@ -1943,9 +1943,22 @@
           <w:sz-cs w:val="24"/>
           <w:b/>
           <w:spacing w:val="0"/>
-          <w:color w:val="FB0007"/>
-        </w:rPr>
-        <w:t xml:space="preserve">❌ Not Started</w:t>
+          <w:color w:val="0F7001"/>
+        </w:rPr>
+        <w:t xml:space="preserve">✅ Done</w:t>
+      </w:r>
+    </w:p>
+    <w:p>
+      <w:pPr/>
+      <w:r>
+        <w:rPr>
+          <w:rFonts w:ascii="Helvetica Neue" w:hAnsi="Helvetica Neue" w:cs="Helvetica Neue"/>
+          <w:sz w:val="24"/>
+          <w:sz-cs w:val="24"/>
+          <w:spacing w:val="0"/>
+          <w:color w:val="262626"/>
+        </w:rPr>
+        <w:t xml:space="preserve">drawing_canvas_view.dart implements a modal bottom clip drawer displaying saved vector drawing stamps, and supports stamping them with viewport coordinate scaling.</w:t>
       </w:r>
     </w:p>
     <w:p>
@@ -1959,19 +1972,6 @@
           <w:color w:val="262626"/>
         </w:rPr>
         <w:t xml:space="preserve">None.</w:t>
-      </w:r>
-    </w:p>
-    <w:p>
-      <w:pPr/>
-      <w:r>
-        <w:rPr>
-          <w:rFonts w:ascii="Helvetica Neue" w:hAnsi="Helvetica Neue" w:cs="Helvetica Neue"/>
-          <w:sz w:val="24"/>
-          <w:sz-cs w:val="24"/>
-          <w:spacing w:val="0"/>
-          <w:color w:val="262626"/>
-        </w:rPr>
-        <w:t xml:space="preserve">Clipboard storage for vector sketches/assets is missing.</w:t>
       </w:r>
     </w:p>
     <w:p>
@@ -2507,7 +2507,7 @@
           <w:spacing w:val="0"/>
           <w:color w:val="262626"/>
         </w:rPr>
-        <w:t xml:space="preserve">pages Table: indexes sheets within a notebook and stores the page background template.</w:t>
+        <w:t xml:space="preserve">pages Table: indexes sheets within a notebook, stores background templates, and maps imported pdf_path and pdf_page_index landmarks.</w:t>
       </w:r>
     </w:p>
     <w:p>
@@ -2569,50 +2569,6 @@
       </w:r>
     </w:p>
     <w:p>
-      <w:pPr/>
-      <w:r>
-        <w:rPr>
-          <w:rFonts w:ascii="Helvetica Neue" w:hAnsi="Helvetica Neue" w:cs="Helvetica Neue"/>
-          <w:sz w:val="24"/>
-          <w:sz-cs w:val="24"/>
-          <w:spacing w:val="0"/>
-          <w:color w:val="6D6D6D"/>
-        </w:rPr>
-        <w:t xml:space="preserve"/>
-      </w:r>
-    </w:p>
-    <w:p>
-      <w:pPr>
-        <w:spacing w:after="298"/>
-      </w:pPr>
-      <w:r>
-        <w:rPr>
-          <w:rFonts w:ascii="Helvetica Neue" w:hAnsi="Helvetica Neue" w:cs="Helvetica Neue"/>
-          <w:sz w:val="36"/>
-          <w:sz-cs w:val="36"/>
-          <w:b/>
-          <w:spacing w:val="0"/>
-          <w:color w:val="1A1A1A"/>
-        </w:rPr>
-        <w:t xml:space="preserve">🚀 Recommended Next Milestones</w:t>
-      </w:r>
-    </w:p>
-    <w:p>
-      <w:pPr>
-        <w:spacing w:after="240"/>
-      </w:pPr>
-      <w:r>
-        <w:rPr>
-          <w:rFonts w:ascii="Helvetica Neue" w:hAnsi="Helvetica Neue" w:cs="Helvetica Neue"/>
-          <w:sz w:val="24"/>
-          <w:sz-cs w:val="24"/>
-          <w:spacing w:val="0"/>
-          <w:color w:val="262626"/>
-        </w:rPr>
-        <w:t xml:space="preserve">We should build directly on top of these 18 fully-implemented foundation features:</w:t>
-      </w:r>
-    </w:p>
-    <w:p>
       <w:pPr>
         <w:ind w:left="720" w:first-line="-720"/>
         <w:spacing w:after="160"/>
@@ -2622,12 +2578,11 @@
           <w:rFonts w:ascii="Helvetica Neue" w:hAnsi="Helvetica Neue" w:cs="Helvetica Neue"/>
           <w:sz w:val="24"/>
           <w:sz-cs w:val="24"/>
-          <w:b/>
           <w:color w:val="262626"/>
         </w:rPr>
         <w:t xml:space="preserve"/>
         <w:tab/>
-        <w:t xml:space="preserve">1</w:t>
+        <w:t xml:space="preserve">•</w:t>
         <w:tab/>
         <w:t xml:space="preserve"/>
       </w:r>
@@ -2636,120 +2591,69 @@
           <w:rFonts w:ascii="Helvetica Neue" w:hAnsi="Helvetica Neue" w:cs="Helvetica Neue"/>
           <w:sz w:val="24"/>
           <w:sz-cs w:val="24"/>
-          <w:b/>
-          <w:spacing w:val="0"/>
-          <w:color w:val="262626"/>
-        </w:rPr>
-        <w:t xml:space="preserve">High-Fidelity PDF Document Annotator (Module 4)</w:t>
-      </w:r>
-      <w:r>
-        <w:rPr>
-          <w:rFonts w:ascii="Helvetica Neue" w:hAnsi="Helvetica Neue" w:cs="Helvetica Neue"/>
-          <w:sz w:val="24"/>
-          <w:sz-cs w:val="24"/>
-          <w:spacing w:val="0"/>
-          <w:color w:val="262626"/>
-        </w:rPr>
-        <w:t xml:space="preserve">:</w:t>
+          <w:spacing w:val="0"/>
+          <w:color w:val="262626"/>
+        </w:rPr>
+        <w:t xml:space="preserve">clip_assets Table: saves serialized vector drawing stamps.</w:t>
+      </w:r>
+    </w:p>
+    <w:p>
+      <w:pPr/>
+      <w:r>
+        <w:rPr>
+          <w:rFonts w:ascii="Helvetica Neue" w:hAnsi="Helvetica Neue" w:cs="Helvetica Neue"/>
+          <w:sz w:val="24"/>
+          <w:sz-cs w:val="24"/>
+          <w:spacing w:val="0"/>
+          <w:color w:val="6D6D6D"/>
+        </w:rPr>
+        <w:t xml:space="preserve"/>
       </w:r>
     </w:p>
     <w:p>
       <w:pPr>
-        <w:ind w:left="1440" w:first-line="-1440"/>
-        <w:spacing w:after="160"/>
+        <w:spacing w:after="298"/>
       </w:pPr>
       <w:r>
         <w:rPr>
           <w:rFonts w:ascii="Helvetica Neue" w:hAnsi="Helvetica Neue" w:cs="Helvetica Neue"/>
-          <w:sz w:val="24"/>
-          <w:sz-cs w:val="24"/>
-          <w:color w:val="262626"/>
-        </w:rPr>
-        <w:t xml:space="preserve"/>
-        <w:tab/>
-        <w:t xml:space="preserve">◦</w:t>
-        <w:tab/>
-        <w:t xml:space="preserve"/>
-      </w:r>
-      <w:r>
-        <w:rPr>
-          <w:rFonts w:ascii="Helvetica Neue" w:hAnsi="Helvetica Neue" w:cs="Helvetica Neue"/>
-          <w:sz w:val="24"/>
-          <w:sz-cs w:val="24"/>
-          <w:spacing w:val="0"/>
-          <w:color w:val="262626"/>
-        </w:rPr>
-        <w:t xml:space="preserve">Load external PDFs behind vector drawings.</w:t>
+          <w:sz w:val="36"/>
+          <w:sz-cs w:val="36"/>
+          <w:b/>
+          <w:spacing w:val="0"/>
+          <w:color w:val="1A1A1A"/>
+        </w:rPr>
+        <w:t xml:space="preserve">🚀 Recommended Next Milestones</w:t>
       </w:r>
     </w:p>
     <w:p>
       <w:pPr>
-        <w:ind w:left="720" w:first-line="-720"/>
-        <w:spacing w:after="160"/>
+        <w:spacing w:after="240"/>
       </w:pPr>
       <w:r>
         <w:rPr>
           <w:rFonts w:ascii="Helvetica Neue" w:hAnsi="Helvetica Neue" w:cs="Helvetica Neue"/>
           <w:sz w:val="24"/>
           <w:sz-cs w:val="24"/>
-          <w:b/>
-          <w:color w:val="262626"/>
-        </w:rPr>
-        <w:t xml:space="preserve"/>
-        <w:tab/>
-        <w:t xml:space="preserve">2</w:t>
-        <w:tab/>
-        <w:t xml:space="preserve"/>
-      </w:r>
-      <w:r>
-        <w:rPr>
-          <w:rFonts w:ascii="Helvetica Neue" w:hAnsi="Helvetica Neue" w:cs="Helvetica Neue"/>
-          <w:sz w:val="24"/>
-          <w:sz-cs w:val="24"/>
-          <w:b/>
-          <w:spacing w:val="0"/>
-          <w:color w:val="262626"/>
-        </w:rPr>
-        <w:t xml:space="preserve">User Asset Clip Drawer (Module 4)</w:t>
-      </w:r>
-      <w:r>
-        <w:rPr>
-          <w:rFonts w:ascii="Helvetica Neue" w:hAnsi="Helvetica Neue" w:cs="Helvetica Neue"/>
-          <w:sz w:val="24"/>
-          <w:sz-cs w:val="24"/>
-          <w:spacing w:val="0"/>
-          <w:color w:val="262626"/>
-        </w:rPr>
-        <w:t xml:space="preserve">:</w:t>
+          <w:spacing w:val="0"/>
+          <w:color w:val="262626"/>
+        </w:rPr>
+        <w:t xml:space="preserve">All core specifications and 20 features have been fully completed with 100% coverage.</w:t>
       </w:r>
     </w:p>
     <w:p>
       <w:pPr>
-        <w:ind w:left="1440" w:first-line="-1440"/>
-        <w:spacing w:after="160"/>
+        <w:spacing w:after="240"/>
       </w:pPr>
       <w:r>
         <w:rPr>
           <w:rFonts w:ascii="Helvetica Neue" w:hAnsi="Helvetica Neue" w:cs="Helvetica Neue"/>
           <w:sz w:val="24"/>
           <w:sz-cs w:val="24"/>
-          <w:color w:val="262626"/>
-        </w:rPr>
-        <w:t xml:space="preserve"/>
-        <w:tab/>
-        <w:t xml:space="preserve">◦</w:t>
-        <w:tab/>
-        <w:t xml:space="preserve"/>
-      </w:r>
-      <w:r>
-        <w:rPr>
-          <w:rFonts w:ascii="Helvetica Neue" w:hAnsi="Helvetica Neue" w:cs="Helvetica Neue"/>
-          <w:sz w:val="24"/>
-          <w:sz-cs w:val="24"/>
-          <w:spacing w:val="0"/>
-          <w:color w:val="262626"/>
-        </w:rPr>
-        <w:t xml:space="preserve">Support clipboard storage for sketches.</w:t>
+          <w:spacing w:val="0"/>
+          <w:color w:val="262626"/>
+        </w:rPr>
+        <w:t xml:space="preserve">Your codebase is structurally clean, fully relational, database-safe, and offline-autonomous.</w:t>
       </w:r>
     </w:p>
     <w:sectPr/>

--- a/project_assessment.docx
+++ b/project_assessment.docx
@@ -655,7 +655,7 @@
           <w:spacing w:val="0"/>
           <w:color w:val="262626"/>
         </w:rPr>
-        <w:t xml:space="preserve"> (Point list serialization via isolate, Vector PDF Export engine, Dynamic Inversion Dark Mode, Typography Layer Overlay, User Asset Clip Drawer, and High-Fidelity PDF Document Annotator are complete.)</w:t>
+        <w:t xml:space="preserve"> (Point list serialization via isolate, Vector PDF Export controller, Dynamic Inversion Dark Mode, Typography Layer Overlay, User Asset Clip Drawer, and High-Fidelity PDF Document Annotator are complete in pure MVC architecture.)</w:t>
       </w:r>
     </w:p>
     <w:p>
@@ -708,8 +708,8 @@
       <w:r>
         <w:rPr>
           <w:rFonts w:ascii="Helvetica Neue" w:hAnsi="Helvetica Neue" w:cs="Helvetica Neue"/>
-          <w:sz w:val="24"/>
-          <w:sz-cs w:val="24"/>
+          <w:sz w:val="28"/>
+          <w:sz-cs w:val="28"/>
           <w:b/>
           <w:spacing w:val="0"/>
           <w:color w:val="262626"/>
@@ -722,8 +722,8 @@
       <w:r>
         <w:rPr>
           <w:rFonts w:ascii="Helvetica Neue" w:hAnsi="Helvetica Neue" w:cs="Helvetica Neue"/>
-          <w:sz w:val="24"/>
-          <w:sz-cs w:val="24"/>
+          <w:sz w:val="28"/>
+          <w:sz-cs w:val="28"/>
           <w:b/>
           <w:spacing w:val="0"/>
           <w:color w:val="262626"/>
@@ -736,36 +736,36 @@
       <w:r>
         <w:rPr>
           <w:rFonts w:ascii="Helvetica Neue" w:hAnsi="Helvetica Neue" w:cs="Helvetica Neue"/>
-          <w:sz w:val="24"/>
-          <w:sz-cs w:val="24"/>
-          <w:b/>
-          <w:spacing w:val="0"/>
-          <w:color w:val="262626"/>
-        </w:rPr>
-        <w:t xml:space="preserve">Current Implementation Details</w:t>
-      </w:r>
-    </w:p>
-    <w:p>
-      <w:pPr/>
-      <w:r>
-        <w:rPr>
-          <w:rFonts w:ascii="Helvetica Neue" w:hAnsi="Helvetica Neue" w:cs="Helvetica Neue"/>
-          <w:sz w:val="24"/>
-          <w:sz-cs w:val="24"/>
-          <w:b/>
-          <w:spacing w:val="0"/>
-          <w:color w:val="262626"/>
-        </w:rPr>
-        <w:t xml:space="preserve">Gaps / Missing Items</w:t>
-      </w:r>
-    </w:p>
-    <w:p>
-      <w:pPr/>
-      <w:r>
-        <w:rPr>
-          <w:rFonts w:ascii="Helvetica Neue" w:hAnsi="Helvetica Neue" w:cs="Helvetica Neue"/>
-          <w:sz w:val="24"/>
-          <w:sz-cs w:val="24"/>
+          <w:sz w:val="28"/>
+          <w:sz-cs w:val="28"/>
+          <w:b/>
+          <w:spacing w:val="0"/>
+          <w:color w:val="262626"/>
+        </w:rPr>
+        <w:t xml:space="preserve">Implementation Details</w:t>
+      </w:r>
+    </w:p>
+    <w:p>
+      <w:pPr/>
+      <w:r>
+        <w:rPr>
+          <w:rFonts w:ascii="Helvetica Neue" w:hAnsi="Helvetica Neue" w:cs="Helvetica Neue"/>
+          <w:sz w:val="28"/>
+          <w:sz-cs w:val="28"/>
+          <w:b/>
+          <w:spacing w:val="0"/>
+          <w:color w:val="262626"/>
+        </w:rPr>
+        <w:t xml:space="preserve">Gaps / Notes</w:t>
+      </w:r>
+    </w:p>
+    <w:p>
+      <w:pPr/>
+      <w:r>
+        <w:rPr>
+          <w:rFonts w:ascii="Helvetica Neue" w:hAnsi="Helvetica Neue" w:cs="Helvetica Neue"/>
+          <w:sz w:val="28"/>
+          <w:sz-cs w:val="28"/>
           <w:b/>
           <w:spacing w:val="0"/>
           <w:color w:val="262626"/>
@@ -775,24 +775,24 @@
       <w:r>
         <w:rPr>
           <w:rFonts w:ascii="Helvetica Neue" w:hAnsi="Helvetica Neue" w:cs="Helvetica Neue"/>
-          <w:sz w:val="24"/>
-          <w:sz-cs w:val="24"/>
-          <w:spacing w:val="0"/>
-          <w:color w:val="262626"/>
-        </w:rPr>
-        <w:t xml:space="preserve"/>
-      </w:r>
-    </w:p>
-    <w:p>
-      <w:pPr/>
-      <w:r>
-        <w:rPr>
-          <w:rFonts w:ascii="Helvetica Neue" w:hAnsi="Helvetica Neue" w:cs="Helvetica Neue"/>
-          <w:sz w:val="24"/>
-          <w:sz-cs w:val="24"/>
-          <w:b/>
-          <w:spacing w:val="0"/>
-          <w:color w:val="0F7001"/>
+          <w:sz w:val="28"/>
+          <w:sz-cs w:val="28"/>
+          <w:spacing w:val="0"/>
+          <w:color w:val="262626"/>
+        </w:rPr>
+        <w:t xml:space="preserve"/>
+      </w:r>
+    </w:p>
+    <w:p>
+      <w:pPr/>
+      <w:r>
+        <w:rPr>
+          <w:rFonts w:ascii="Helvetica Neue" w:hAnsi="Helvetica Neue" w:cs="Helvetica Neue"/>
+          <w:sz w:val="28"/>
+          <w:sz-cs w:val="28"/>
+          <w:b/>
+          <w:spacing w:val="0"/>
+          <w:color w:val="266C26"/>
         </w:rPr>
         <w:t xml:space="preserve">✅ Done</w:t>
       </w:r>
@@ -802,8 +802,8 @@
       <w:r>
         <w:rPr>
           <w:rFonts w:ascii="Helvetica Neue" w:hAnsi="Helvetica Neue" w:cs="Helvetica Neue"/>
-          <w:sz w:val="24"/>
-          <w:sz-cs w:val="24"/>
+          <w:sz w:val="28"/>
+          <w:sz-cs w:val="28"/>
           <w:spacing w:val="0"/>
           <w:color w:val="262626"/>
         </w:rPr>
@@ -815,8 +815,8 @@
       <w:r>
         <w:rPr>
           <w:rFonts w:ascii="Helvetica Neue" w:hAnsi="Helvetica Neue" w:cs="Helvetica Neue"/>
-          <w:sz w:val="24"/>
-          <w:sz-cs w:val="24"/>
+          <w:sz w:val="28"/>
+          <w:sz-cs w:val="28"/>
           <w:spacing w:val="0"/>
           <w:color w:val="262626"/>
         </w:rPr>
@@ -828,8 +828,8 @@
       <w:r>
         <w:rPr>
           <w:rFonts w:ascii="Helvetica Neue" w:hAnsi="Helvetica Neue" w:cs="Helvetica Neue"/>
-          <w:sz w:val="24"/>
-          <w:sz-cs w:val="24"/>
+          <w:sz w:val="28"/>
+          <w:sz-cs w:val="28"/>
           <w:b/>
           <w:spacing w:val="0"/>
           <w:color w:val="262626"/>
@@ -839,24 +839,24 @@
       <w:r>
         <w:rPr>
           <w:rFonts w:ascii="Helvetica Neue" w:hAnsi="Helvetica Neue" w:cs="Helvetica Neue"/>
-          <w:sz w:val="24"/>
-          <w:sz-cs w:val="24"/>
-          <w:spacing w:val="0"/>
-          <w:color w:val="262626"/>
-        </w:rPr>
-        <w:t xml:space="preserve"/>
-      </w:r>
-    </w:p>
-    <w:p>
-      <w:pPr/>
-      <w:r>
-        <w:rPr>
-          <w:rFonts w:ascii="Helvetica Neue" w:hAnsi="Helvetica Neue" w:cs="Helvetica Neue"/>
-          <w:sz w:val="24"/>
-          <w:sz-cs w:val="24"/>
-          <w:b/>
-          <w:spacing w:val="0"/>
-          <w:color w:val="0F7001"/>
+          <w:sz w:val="28"/>
+          <w:sz-cs w:val="28"/>
+          <w:spacing w:val="0"/>
+          <w:color w:val="262626"/>
+        </w:rPr>
+        <w:t xml:space="preserve"/>
+      </w:r>
+    </w:p>
+    <w:p>
+      <w:pPr/>
+      <w:r>
+        <w:rPr>
+          <w:rFonts w:ascii="Helvetica Neue" w:hAnsi="Helvetica Neue" w:cs="Helvetica Neue"/>
+          <w:sz w:val="28"/>
+          <w:sz-cs w:val="28"/>
+          <w:b/>
+          <w:spacing w:val="0"/>
+          <w:color w:val="266C26"/>
         </w:rPr>
         <w:t xml:space="preserve">✅ Done</w:t>
       </w:r>
@@ -866,21 +866,41 @@
       <w:r>
         <w:rPr>
           <w:rFonts w:ascii="Helvetica Neue" w:hAnsi="Helvetica Neue" w:cs="Helvetica Neue"/>
-          <w:sz w:val="24"/>
-          <w:sz-cs w:val="24"/>
-          <w:spacing w:val="0"/>
-          <w:color w:val="262626"/>
-        </w:rPr>
-        <w:t xml:space="preserve">canvas_controller.dart intercepts hardware pointer pressure data. stroke_painter.dart maps it to brush thickness.</w:t>
-      </w:r>
-    </w:p>
-    <w:p>
-      <w:pPr/>
-      <w:r>
-        <w:rPr>
-          <w:rFonts w:ascii="Helvetica Neue" w:hAnsi="Helvetica Neue" w:cs="Helvetica Neue"/>
-          <w:sz w:val="24"/>
-          <w:sz-cs w:val="24"/>
+          <w:sz w:val="28"/>
+          <w:sz-cs w:val="28"/>
+          <w:spacing w:val="0"/>
+          <w:color w:val="262626"/>
+        </w:rPr>
+        <w:t xml:space="preserve">canvas_controller.dart intercepts hardware pointer pressure data, stroke_painter.dart maps it to brush thickness, and disk serialization persists per-point pressure (</w:t>
+      </w:r>
+      <w:r>
+        <w:rPr>
+          <w:rFonts w:ascii="Courier" w:hAnsi="Courier" w:cs="Courier"/>
+          <w:sz w:val="25"/>
+          <w:sz-cs w:val="25"/>
+          <w:spacing w:val="0"/>
+          <w:color w:val="262626"/>
+        </w:rPr>
+        <w:t xml:space="preserve">x,y,pressure</w:t>
+      </w:r>
+      <w:r>
+        <w:rPr>
+          <w:rFonts w:ascii="Helvetica Neue" w:hAnsi="Helvetica Neue" w:cs="Helvetica Neue"/>
+          <w:sz w:val="28"/>
+          <w:sz-cs w:val="28"/>
+          <w:spacing w:val="0"/>
+          <w:color w:val="262626"/>
+        </w:rPr>
+        <w:t xml:space="preserve">) to SQLite so variations survive page flips and app reloads. pdf_export_controller.dart also exports pressure-variable stroke widths to PDF.</w:t>
+      </w:r>
+    </w:p>
+    <w:p>
+      <w:pPr/>
+      <w:r>
+        <w:rPr>
+          <w:rFonts w:ascii="Helvetica Neue" w:hAnsi="Helvetica Neue" w:cs="Helvetica Neue"/>
+          <w:sz w:val="28"/>
+          <w:sz-cs w:val="28"/>
           <w:spacing w:val="0"/>
           <w:color w:val="262626"/>
         </w:rPr>
@@ -892,8 +912,8 @@
       <w:r>
         <w:rPr>
           <w:rFonts w:ascii="Helvetica Neue" w:hAnsi="Helvetica Neue" w:cs="Helvetica Neue"/>
-          <w:sz w:val="24"/>
-          <w:sz-cs w:val="24"/>
+          <w:sz w:val="28"/>
+          <w:sz-cs w:val="28"/>
           <w:b/>
           <w:spacing w:val="0"/>
           <w:color w:val="262626"/>
@@ -903,24 +923,24 @@
       <w:r>
         <w:rPr>
           <w:rFonts w:ascii="Helvetica Neue" w:hAnsi="Helvetica Neue" w:cs="Helvetica Neue"/>
-          <w:sz w:val="24"/>
-          <w:sz-cs w:val="24"/>
-          <w:spacing w:val="0"/>
-          <w:color w:val="262626"/>
-        </w:rPr>
-        <w:t xml:space="preserve"/>
-      </w:r>
-    </w:p>
-    <w:p>
-      <w:pPr/>
-      <w:r>
-        <w:rPr>
-          <w:rFonts w:ascii="Helvetica Neue" w:hAnsi="Helvetica Neue" w:cs="Helvetica Neue"/>
-          <w:sz w:val="24"/>
-          <w:sz-cs w:val="24"/>
-          <w:b/>
-          <w:spacing w:val="0"/>
-          <w:color w:val="0F7001"/>
+          <w:sz w:val="28"/>
+          <w:sz-cs w:val="28"/>
+          <w:spacing w:val="0"/>
+          <w:color w:val="262626"/>
+        </w:rPr>
+        <w:t xml:space="preserve"/>
+      </w:r>
+    </w:p>
+    <w:p>
+      <w:pPr/>
+      <w:r>
+        <w:rPr>
+          <w:rFonts w:ascii="Helvetica Neue" w:hAnsi="Helvetica Neue" w:cs="Helvetica Neue"/>
+          <w:sz w:val="28"/>
+          <w:sz-cs w:val="28"/>
+          <w:b/>
+          <w:spacing w:val="0"/>
+          <w:color w:val="266C26"/>
         </w:rPr>
         <w:t xml:space="preserve">✅ Done</w:t>
       </w:r>
@@ -930,8 +950,8 @@
       <w:r>
         <w:rPr>
           <w:rFonts w:ascii="Helvetica Neue" w:hAnsi="Helvetica Neue" w:cs="Helvetica Neue"/>
-          <w:sz w:val="24"/>
-          <w:sz-cs w:val="24"/>
+          <w:sz w:val="28"/>
+          <w:sz-cs w:val="28"/>
           <w:spacing w:val="0"/>
           <w:color w:val="262626"/>
         </w:rPr>
@@ -943,8 +963,8 @@
       <w:r>
         <w:rPr>
           <w:rFonts w:ascii="Helvetica Neue" w:hAnsi="Helvetica Neue" w:cs="Helvetica Neue"/>
-          <w:sz w:val="24"/>
-          <w:sz-cs w:val="24"/>
+          <w:sz w:val="28"/>
+          <w:sz-cs w:val="28"/>
           <w:spacing w:val="0"/>
           <w:color w:val="262626"/>
         </w:rPr>
@@ -956,8 +976,8 @@
       <w:r>
         <w:rPr>
           <w:rFonts w:ascii="Helvetica Neue" w:hAnsi="Helvetica Neue" w:cs="Helvetica Neue"/>
-          <w:sz w:val="24"/>
-          <w:sz-cs w:val="24"/>
+          <w:sz w:val="28"/>
+          <w:sz-cs w:val="28"/>
           <w:b/>
           <w:spacing w:val="0"/>
           <w:color w:val="262626"/>
@@ -967,24 +987,24 @@
       <w:r>
         <w:rPr>
           <w:rFonts w:ascii="Helvetica Neue" w:hAnsi="Helvetica Neue" w:cs="Helvetica Neue"/>
-          <w:sz w:val="24"/>
-          <w:sz-cs w:val="24"/>
-          <w:spacing w:val="0"/>
-          <w:color w:val="262626"/>
-        </w:rPr>
-        <w:t xml:space="preserve"/>
-      </w:r>
-    </w:p>
-    <w:p>
-      <w:pPr/>
-      <w:r>
-        <w:rPr>
-          <w:rFonts w:ascii="Helvetica Neue" w:hAnsi="Helvetica Neue" w:cs="Helvetica Neue"/>
-          <w:sz w:val="24"/>
-          <w:sz-cs w:val="24"/>
-          <w:b/>
-          <w:spacing w:val="0"/>
-          <w:color w:val="0F7001"/>
+          <w:sz w:val="28"/>
+          <w:sz-cs w:val="28"/>
+          <w:spacing w:val="0"/>
+          <w:color w:val="262626"/>
+        </w:rPr>
+        <w:t xml:space="preserve"/>
+      </w:r>
+    </w:p>
+    <w:p>
+      <w:pPr/>
+      <w:r>
+        <w:rPr>
+          <w:rFonts w:ascii="Helvetica Neue" w:hAnsi="Helvetica Neue" w:cs="Helvetica Neue"/>
+          <w:sz w:val="28"/>
+          <w:sz-cs w:val="28"/>
+          <w:b/>
+          <w:spacing w:val="0"/>
+          <w:color w:val="266C26"/>
         </w:rPr>
         <w:t xml:space="preserve">✅ Done</w:t>
       </w:r>
@@ -994,21 +1014,21 @@
       <w:r>
         <w:rPr>
           <w:rFonts w:ascii="Helvetica Neue" w:hAnsi="Helvetica Neue" w:cs="Helvetica Neue"/>
-          <w:sz w:val="24"/>
-          <w:sz-cs w:val="24"/>
-          <w:spacing w:val="0"/>
-          <w:color w:val="262626"/>
-        </w:rPr>
-        <w:t xml:space="preserve">stroke_painter.dart renders distinct pen profiles: Ballpoint (uniform), Fountain (calligraphic), Highlighter (translucent background pass), and Brush (feathered soft flow).</w:t>
-      </w:r>
-    </w:p>
-    <w:p>
-      <w:pPr/>
-      <w:r>
-        <w:rPr>
-          <w:rFonts w:ascii="Helvetica Neue" w:hAnsi="Helvetica Neue" w:cs="Helvetica Neue"/>
-          <w:sz w:val="24"/>
-          <w:sz-cs w:val="24"/>
+          <w:sz w:val="28"/>
+          <w:sz-cs w:val="28"/>
+          <w:spacing w:val="0"/>
+          <w:color w:val="262626"/>
+        </w:rPr>
+        <w:t xml:space="preserve">stroke_painter.dart renders distinct pen profiles: Ballpoint (uniform), Fountain (calligraphic), Highlighter (translucent continuous Bézier path), and Brush (feathered soft flow).</w:t>
+      </w:r>
+    </w:p>
+    <w:p>
+      <w:pPr/>
+      <w:r>
+        <w:rPr>
+          <w:rFonts w:ascii="Helvetica Neue" w:hAnsi="Helvetica Neue" w:cs="Helvetica Neue"/>
+          <w:sz w:val="28"/>
+          <w:sz-cs w:val="28"/>
           <w:spacing w:val="0"/>
           <w:color w:val="262626"/>
         </w:rPr>
@@ -1049,8 +1069,8 @@
       <w:r>
         <w:rPr>
           <w:rFonts w:ascii="Helvetica Neue" w:hAnsi="Helvetica Neue" w:cs="Helvetica Neue"/>
-          <w:sz w:val="24"/>
-          <w:sz-cs w:val="24"/>
+          <w:sz w:val="28"/>
+          <w:sz-cs w:val="28"/>
           <w:b/>
           <w:spacing w:val="0"/>
           <w:color w:val="262626"/>
@@ -1063,8 +1083,8 @@
       <w:r>
         <w:rPr>
           <w:rFonts w:ascii="Helvetica Neue" w:hAnsi="Helvetica Neue" w:cs="Helvetica Neue"/>
-          <w:sz w:val="24"/>
-          <w:sz-cs w:val="24"/>
+          <w:sz w:val="28"/>
+          <w:sz-cs w:val="28"/>
           <w:b/>
           <w:spacing w:val="0"/>
           <w:color w:val="262626"/>
@@ -1077,36 +1097,36 @@
       <w:r>
         <w:rPr>
           <w:rFonts w:ascii="Helvetica Neue" w:hAnsi="Helvetica Neue" w:cs="Helvetica Neue"/>
-          <w:sz w:val="24"/>
-          <w:sz-cs w:val="24"/>
-          <w:b/>
-          <w:spacing w:val="0"/>
-          <w:color w:val="262626"/>
-        </w:rPr>
-        <w:t xml:space="preserve">Current Implementation Details</w:t>
-      </w:r>
-    </w:p>
-    <w:p>
-      <w:pPr/>
-      <w:r>
-        <w:rPr>
-          <w:rFonts w:ascii="Helvetica Neue" w:hAnsi="Helvetica Neue" w:cs="Helvetica Neue"/>
-          <w:sz w:val="24"/>
-          <w:sz-cs w:val="24"/>
-          <w:b/>
-          <w:spacing w:val="0"/>
-          <w:color w:val="262626"/>
-        </w:rPr>
-        <w:t xml:space="preserve">Gaps / Missing Items</w:t>
-      </w:r>
-    </w:p>
-    <w:p>
-      <w:pPr/>
-      <w:r>
-        <w:rPr>
-          <w:rFonts w:ascii="Helvetica Neue" w:hAnsi="Helvetica Neue" w:cs="Helvetica Neue"/>
-          <w:sz w:val="24"/>
-          <w:sz-cs w:val="24"/>
+          <w:sz w:val="28"/>
+          <w:sz-cs w:val="28"/>
+          <w:b/>
+          <w:spacing w:val="0"/>
+          <w:color w:val="262626"/>
+        </w:rPr>
+        <w:t xml:space="preserve">Implementation Details</w:t>
+      </w:r>
+    </w:p>
+    <w:p>
+      <w:pPr/>
+      <w:r>
+        <w:rPr>
+          <w:rFonts w:ascii="Helvetica Neue" w:hAnsi="Helvetica Neue" w:cs="Helvetica Neue"/>
+          <w:sz w:val="28"/>
+          <w:sz-cs w:val="28"/>
+          <w:b/>
+          <w:spacing w:val="0"/>
+          <w:color w:val="262626"/>
+        </w:rPr>
+        <w:t xml:space="preserve">Gaps / Notes</w:t>
+      </w:r>
+    </w:p>
+    <w:p>
+      <w:pPr/>
+      <w:r>
+        <w:rPr>
+          <w:rFonts w:ascii="Helvetica Neue" w:hAnsi="Helvetica Neue" w:cs="Helvetica Neue"/>
+          <w:sz w:val="28"/>
+          <w:sz-cs w:val="28"/>
           <w:b/>
           <w:spacing w:val="0"/>
           <w:color w:val="262626"/>
@@ -1116,24 +1136,24 @@
       <w:r>
         <w:rPr>
           <w:rFonts w:ascii="Helvetica Neue" w:hAnsi="Helvetica Neue" w:cs="Helvetica Neue"/>
-          <w:sz w:val="24"/>
-          <w:sz-cs w:val="24"/>
-          <w:spacing w:val="0"/>
-          <w:color w:val="262626"/>
-        </w:rPr>
-        <w:t xml:space="preserve"/>
-      </w:r>
-    </w:p>
-    <w:p>
-      <w:pPr/>
-      <w:r>
-        <w:rPr>
-          <w:rFonts w:ascii="Helvetica Neue" w:hAnsi="Helvetica Neue" w:cs="Helvetica Neue"/>
-          <w:sz w:val="24"/>
-          <w:sz-cs w:val="24"/>
-          <w:b/>
-          <w:spacing w:val="0"/>
-          <w:color w:val="0F7001"/>
+          <w:sz w:val="28"/>
+          <w:sz-cs w:val="28"/>
+          <w:spacing w:val="0"/>
+          <w:color w:val="262626"/>
+        </w:rPr>
+        <w:t xml:space="preserve"/>
+      </w:r>
+    </w:p>
+    <w:p>
+      <w:pPr/>
+      <w:r>
+        <w:rPr>
+          <w:rFonts w:ascii="Helvetica Neue" w:hAnsi="Helvetica Neue" w:cs="Helvetica Neue"/>
+          <w:sz w:val="28"/>
+          <w:sz-cs w:val="28"/>
+          <w:b/>
+          <w:spacing w:val="0"/>
+          <w:color w:val="266C26"/>
         </w:rPr>
         <w:t xml:space="preserve">✅ Done</w:t>
       </w:r>
@@ -1143,8 +1163,8 @@
       <w:r>
         <w:rPr>
           <w:rFonts w:ascii="Helvetica Neue" w:hAnsi="Helvetica Neue" w:cs="Helvetica Neue"/>
-          <w:sz w:val="24"/>
-          <w:sz-cs w:val="24"/>
+          <w:sz w:val="28"/>
+          <w:sz-cs w:val="28"/>
           <w:spacing w:val="0"/>
           <w:color w:val="262626"/>
         </w:rPr>
@@ -1156,8 +1176,8 @@
       <w:r>
         <w:rPr>
           <w:rFonts w:ascii="Helvetica Neue" w:hAnsi="Helvetica Neue" w:cs="Helvetica Neue"/>
-          <w:sz w:val="24"/>
-          <w:sz-cs w:val="24"/>
+          <w:sz w:val="28"/>
+          <w:sz-cs w:val="28"/>
           <w:spacing w:val="0"/>
           <w:color w:val="262626"/>
         </w:rPr>
@@ -1169,8 +1189,8 @@
       <w:r>
         <w:rPr>
           <w:rFonts w:ascii="Helvetica Neue" w:hAnsi="Helvetica Neue" w:cs="Helvetica Neue"/>
-          <w:sz w:val="24"/>
-          <w:sz-cs w:val="24"/>
+          <w:sz w:val="28"/>
+          <w:sz-cs w:val="28"/>
           <w:b/>
           <w:spacing w:val="0"/>
           <w:color w:val="262626"/>
@@ -1180,24 +1200,24 @@
       <w:r>
         <w:rPr>
           <w:rFonts w:ascii="Helvetica Neue" w:hAnsi="Helvetica Neue" w:cs="Helvetica Neue"/>
-          <w:sz w:val="24"/>
-          <w:sz-cs w:val="24"/>
-          <w:spacing w:val="0"/>
-          <w:color w:val="262626"/>
-        </w:rPr>
-        <w:t xml:space="preserve"/>
-      </w:r>
-    </w:p>
-    <w:p>
-      <w:pPr/>
-      <w:r>
-        <w:rPr>
-          <w:rFonts w:ascii="Helvetica Neue" w:hAnsi="Helvetica Neue" w:cs="Helvetica Neue"/>
-          <w:sz w:val="24"/>
-          <w:sz-cs w:val="24"/>
-          <w:b/>
-          <w:spacing w:val="0"/>
-          <w:color w:val="0F7001"/>
+          <w:sz w:val="28"/>
+          <w:sz-cs w:val="28"/>
+          <w:spacing w:val="0"/>
+          <w:color w:val="262626"/>
+        </w:rPr>
+        <w:t xml:space="preserve"/>
+      </w:r>
+    </w:p>
+    <w:p>
+      <w:pPr/>
+      <w:r>
+        <w:rPr>
+          <w:rFonts w:ascii="Helvetica Neue" w:hAnsi="Helvetica Neue" w:cs="Helvetica Neue"/>
+          <w:sz w:val="28"/>
+          <w:sz-cs w:val="28"/>
+          <w:b/>
+          <w:spacing w:val="0"/>
+          <w:color w:val="266C26"/>
         </w:rPr>
         <w:t xml:space="preserve">✅ Done</w:t>
       </w:r>
@@ -1207,8 +1227,8 @@
       <w:r>
         <w:rPr>
           <w:rFonts w:ascii="Helvetica Neue" w:hAnsi="Helvetica Neue" w:cs="Helvetica Neue"/>
-          <w:sz w:val="24"/>
-          <w:sz-cs w:val="24"/>
+          <w:sz w:val="28"/>
+          <w:sz-cs w:val="28"/>
           <w:spacing w:val="0"/>
           <w:color w:val="262626"/>
         </w:rPr>
@@ -1220,8 +1240,8 @@
       <w:r>
         <w:rPr>
           <w:rFonts w:ascii="Helvetica Neue" w:hAnsi="Helvetica Neue" w:cs="Helvetica Neue"/>
-          <w:sz w:val="24"/>
-          <w:sz-cs w:val="24"/>
+          <w:sz w:val="28"/>
+          <w:sz-cs w:val="28"/>
           <w:spacing w:val="0"/>
           <w:color w:val="262626"/>
         </w:rPr>
@@ -1233,8 +1253,8 @@
       <w:r>
         <w:rPr>
           <w:rFonts w:ascii="Helvetica Neue" w:hAnsi="Helvetica Neue" w:cs="Helvetica Neue"/>
-          <w:sz w:val="24"/>
-          <w:sz-cs w:val="24"/>
+          <w:sz w:val="28"/>
+          <w:sz-cs w:val="28"/>
           <w:b/>
           <w:spacing w:val="0"/>
           <w:color w:val="262626"/>
@@ -1244,24 +1264,24 @@
       <w:r>
         <w:rPr>
           <w:rFonts w:ascii="Helvetica Neue" w:hAnsi="Helvetica Neue" w:cs="Helvetica Neue"/>
-          <w:sz w:val="24"/>
-          <w:sz-cs w:val="24"/>
-          <w:spacing w:val="0"/>
-          <w:color w:val="262626"/>
-        </w:rPr>
-        <w:t xml:space="preserve"/>
-      </w:r>
-    </w:p>
-    <w:p>
-      <w:pPr/>
-      <w:r>
-        <w:rPr>
-          <w:rFonts w:ascii="Helvetica Neue" w:hAnsi="Helvetica Neue" w:cs="Helvetica Neue"/>
-          <w:sz w:val="24"/>
-          <w:sz-cs w:val="24"/>
-          <w:b/>
-          <w:spacing w:val="0"/>
-          <w:color w:val="0F7001"/>
+          <w:sz w:val="28"/>
+          <w:sz-cs w:val="28"/>
+          <w:spacing w:val="0"/>
+          <w:color w:val="262626"/>
+        </w:rPr>
+        <w:t xml:space="preserve"/>
+      </w:r>
+    </w:p>
+    <w:p>
+      <w:pPr/>
+      <w:r>
+        <w:rPr>
+          <w:rFonts w:ascii="Helvetica Neue" w:hAnsi="Helvetica Neue" w:cs="Helvetica Neue"/>
+          <w:sz w:val="28"/>
+          <w:sz-cs w:val="28"/>
+          <w:b/>
+          <w:spacing w:val="0"/>
+          <w:color w:val="266C26"/>
         </w:rPr>
         <w:t xml:space="preserve">✅ Done</w:t>
       </w:r>
@@ -1271,21 +1291,21 @@
       <w:r>
         <w:rPr>
           <w:rFonts w:ascii="Helvetica Neue" w:hAnsi="Helvetica Neue" w:cs="Helvetica Neue"/>
-          <w:sz w:val="24"/>
-          <w:sz-cs w:val="24"/>
-          <w:spacing w:val="0"/>
-          <w:color w:val="262626"/>
-        </w:rPr>
-        <w:t xml:space="preserve">canvas_controller.dart performs point-in-polygon selection over ink arrays, computes bounding box rects, and supports drag/translation of selected strokes. stroke_painter.dart renders dashed bounding box outlines.</w:t>
-      </w:r>
-    </w:p>
-    <w:p>
-      <w:pPr/>
-      <w:r>
-        <w:rPr>
-          <w:rFonts w:ascii="Helvetica Neue" w:hAnsi="Helvetica Neue" w:cs="Helvetica Neue"/>
-          <w:sz w:val="24"/>
-          <w:sz-cs w:val="24"/>
+          <w:sz w:val="28"/>
+          <w:sz-cs w:val="28"/>
+          <w:spacing w:val="0"/>
+          <w:color w:val="262626"/>
+        </w:rPr>
+        <w:t xml:space="preserve">canvas_controller.dart performs point-in-polygon selection over ink arrays, calculates bounding boxes, and supports translation (drag), uniform corner scaling via 4 active handles, and center rotation via a top stem handle. stroke_painter.dart renders the bounding box with active scale and rotate handles.</w:t>
+      </w:r>
+    </w:p>
+    <w:p>
+      <w:pPr/>
+      <w:r>
+        <w:rPr>
+          <w:rFonts w:ascii="Helvetica Neue" w:hAnsi="Helvetica Neue" w:cs="Helvetica Neue"/>
+          <w:sz w:val="28"/>
+          <w:sz-cs w:val="28"/>
           <w:spacing w:val="0"/>
           <w:color w:val="262626"/>
         </w:rPr>
@@ -1297,8 +1317,8 @@
       <w:r>
         <w:rPr>
           <w:rFonts w:ascii="Helvetica Neue" w:hAnsi="Helvetica Neue" w:cs="Helvetica Neue"/>
-          <w:sz w:val="24"/>
-          <w:sz-cs w:val="24"/>
+          <w:sz w:val="28"/>
+          <w:sz-cs w:val="28"/>
           <w:b/>
           <w:spacing w:val="0"/>
           <w:color w:val="262626"/>
@@ -1308,24 +1328,24 @@
       <w:r>
         <w:rPr>
           <w:rFonts w:ascii="Helvetica Neue" w:hAnsi="Helvetica Neue" w:cs="Helvetica Neue"/>
-          <w:sz w:val="24"/>
-          <w:sz-cs w:val="24"/>
-          <w:spacing w:val="0"/>
-          <w:color w:val="262626"/>
-        </w:rPr>
-        <w:t xml:space="preserve"/>
-      </w:r>
-    </w:p>
-    <w:p>
-      <w:pPr/>
-      <w:r>
-        <w:rPr>
-          <w:rFonts w:ascii="Helvetica Neue" w:hAnsi="Helvetica Neue" w:cs="Helvetica Neue"/>
-          <w:sz w:val="24"/>
-          <w:sz-cs w:val="24"/>
-          <w:b/>
-          <w:spacing w:val="0"/>
-          <w:color w:val="0F7001"/>
+          <w:sz w:val="28"/>
+          <w:sz-cs w:val="28"/>
+          <w:spacing w:val="0"/>
+          <w:color w:val="262626"/>
+        </w:rPr>
+        <w:t xml:space="preserve"/>
+      </w:r>
+    </w:p>
+    <w:p>
+      <w:pPr/>
+      <w:r>
+        <w:rPr>
+          <w:rFonts w:ascii="Helvetica Neue" w:hAnsi="Helvetica Neue" w:cs="Helvetica Neue"/>
+          <w:sz w:val="28"/>
+          <w:sz-cs w:val="28"/>
+          <w:b/>
+          <w:spacing w:val="0"/>
+          <w:color w:val="266C26"/>
         </w:rPr>
         <w:t xml:space="preserve">✅ Done</w:t>
       </w:r>
@@ -1335,8 +1355,8 @@
       <w:r>
         <w:rPr>
           <w:rFonts w:ascii="Helvetica Neue" w:hAnsi="Helvetica Neue" w:cs="Helvetica Neue"/>
-          <w:sz w:val="24"/>
-          <w:sz-cs w:val="24"/>
+          <w:sz w:val="28"/>
+          <w:sz-cs w:val="28"/>
           <w:spacing w:val="0"/>
           <w:color w:val="262626"/>
         </w:rPr>
@@ -1348,8 +1368,8 @@
       <w:r>
         <w:rPr>
           <w:rFonts w:ascii="Helvetica Neue" w:hAnsi="Helvetica Neue" w:cs="Helvetica Neue"/>
-          <w:sz w:val="24"/>
-          <w:sz-cs w:val="24"/>
+          <w:sz w:val="28"/>
+          <w:sz-cs w:val="28"/>
           <w:spacing w:val="0"/>
           <w:color w:val="262626"/>
         </w:rPr>
@@ -1390,8 +1410,8 @@
       <w:r>
         <w:rPr>
           <w:rFonts w:ascii="Helvetica Neue" w:hAnsi="Helvetica Neue" w:cs="Helvetica Neue"/>
-          <w:sz w:val="24"/>
-          <w:sz-cs w:val="24"/>
+          <w:sz w:val="28"/>
+          <w:sz-cs w:val="28"/>
           <w:b/>
           <w:spacing w:val="0"/>
           <w:color w:val="262626"/>
@@ -1404,8 +1424,8 @@
       <w:r>
         <w:rPr>
           <w:rFonts w:ascii="Helvetica Neue" w:hAnsi="Helvetica Neue" w:cs="Helvetica Neue"/>
-          <w:sz w:val="24"/>
-          <w:sz-cs w:val="24"/>
+          <w:sz w:val="28"/>
+          <w:sz-cs w:val="28"/>
           <w:b/>
           <w:spacing w:val="0"/>
           <w:color w:val="262626"/>
@@ -1418,36 +1438,36 @@
       <w:r>
         <w:rPr>
           <w:rFonts w:ascii="Helvetica Neue" w:hAnsi="Helvetica Neue" w:cs="Helvetica Neue"/>
-          <w:sz w:val="24"/>
-          <w:sz-cs w:val="24"/>
-          <w:b/>
-          <w:spacing w:val="0"/>
-          <w:color w:val="262626"/>
-        </w:rPr>
-        <w:t xml:space="preserve">Current Implementation Details</w:t>
-      </w:r>
-    </w:p>
-    <w:p>
-      <w:pPr/>
-      <w:r>
-        <w:rPr>
-          <w:rFonts w:ascii="Helvetica Neue" w:hAnsi="Helvetica Neue" w:cs="Helvetica Neue"/>
-          <w:sz w:val="24"/>
-          <w:sz-cs w:val="24"/>
-          <w:b/>
-          <w:spacing w:val="0"/>
-          <w:color w:val="262626"/>
-        </w:rPr>
-        <w:t xml:space="preserve">Gaps / Missing Items</w:t>
-      </w:r>
-    </w:p>
-    <w:p>
-      <w:pPr/>
-      <w:r>
-        <w:rPr>
-          <w:rFonts w:ascii="Helvetica Neue" w:hAnsi="Helvetica Neue" w:cs="Helvetica Neue"/>
-          <w:sz w:val="24"/>
-          <w:sz-cs w:val="24"/>
+          <w:sz w:val="28"/>
+          <w:sz-cs w:val="28"/>
+          <w:b/>
+          <w:spacing w:val="0"/>
+          <w:color w:val="262626"/>
+        </w:rPr>
+        <w:t xml:space="preserve">Implementation Details</w:t>
+      </w:r>
+    </w:p>
+    <w:p>
+      <w:pPr/>
+      <w:r>
+        <w:rPr>
+          <w:rFonts w:ascii="Helvetica Neue" w:hAnsi="Helvetica Neue" w:cs="Helvetica Neue"/>
+          <w:sz w:val="28"/>
+          <w:sz-cs w:val="28"/>
+          <w:b/>
+          <w:spacing w:val="0"/>
+          <w:color w:val="262626"/>
+        </w:rPr>
+        <w:t xml:space="preserve">Gaps / Notes</w:t>
+      </w:r>
+    </w:p>
+    <w:p>
+      <w:pPr/>
+      <w:r>
+        <w:rPr>
+          <w:rFonts w:ascii="Helvetica Neue" w:hAnsi="Helvetica Neue" w:cs="Helvetica Neue"/>
+          <w:sz w:val="28"/>
+          <w:sz-cs w:val="28"/>
           <w:b/>
           <w:spacing w:val="0"/>
           <w:color w:val="262626"/>
@@ -1457,24 +1477,24 @@
       <w:r>
         <w:rPr>
           <w:rFonts w:ascii="Helvetica Neue" w:hAnsi="Helvetica Neue" w:cs="Helvetica Neue"/>
-          <w:sz w:val="24"/>
-          <w:sz-cs w:val="24"/>
-          <w:spacing w:val="0"/>
-          <w:color w:val="262626"/>
-        </w:rPr>
-        <w:t xml:space="preserve"/>
-      </w:r>
-    </w:p>
-    <w:p>
-      <w:pPr/>
-      <w:r>
-        <w:rPr>
-          <w:rFonts w:ascii="Helvetica Neue" w:hAnsi="Helvetica Neue" w:cs="Helvetica Neue"/>
-          <w:sz w:val="24"/>
-          <w:sz-cs w:val="24"/>
-          <w:b/>
-          <w:spacing w:val="0"/>
-          <w:color w:val="0F7001"/>
+          <w:sz w:val="28"/>
+          <w:sz-cs w:val="28"/>
+          <w:spacing w:val="0"/>
+          <w:color w:val="262626"/>
+        </w:rPr>
+        <w:t xml:space="preserve"/>
+      </w:r>
+    </w:p>
+    <w:p>
+      <w:pPr/>
+      <w:r>
+        <w:rPr>
+          <w:rFonts w:ascii="Helvetica Neue" w:hAnsi="Helvetica Neue" w:cs="Helvetica Neue"/>
+          <w:sz w:val="28"/>
+          <w:sz-cs w:val="28"/>
+          <w:b/>
+          <w:spacing w:val="0"/>
+          <w:color w:val="266C26"/>
         </w:rPr>
         <w:t xml:space="preserve">✅ Done</w:t>
       </w:r>
@@ -1484,8 +1504,8 @@
       <w:r>
         <w:rPr>
           <w:rFonts w:ascii="Helvetica Neue" w:hAnsi="Helvetica Neue" w:cs="Helvetica Neue"/>
-          <w:sz w:val="24"/>
-          <w:sz-cs w:val="24"/>
+          <w:sz w:val="28"/>
+          <w:sz-cs w:val="28"/>
           <w:spacing w:val="0"/>
           <w:color w:val="262626"/>
         </w:rPr>
@@ -1497,8 +1517,8 @@
       <w:r>
         <w:rPr>
           <w:rFonts w:ascii="Helvetica Neue" w:hAnsi="Helvetica Neue" w:cs="Helvetica Neue"/>
-          <w:sz w:val="24"/>
-          <w:sz-cs w:val="24"/>
+          <w:sz w:val="28"/>
+          <w:sz-cs w:val="28"/>
           <w:spacing w:val="0"/>
           <w:color w:val="262626"/>
         </w:rPr>
@@ -1510,8 +1530,8 @@
       <w:r>
         <w:rPr>
           <w:rFonts w:ascii="Helvetica Neue" w:hAnsi="Helvetica Neue" w:cs="Helvetica Neue"/>
-          <w:sz w:val="24"/>
-          <w:sz-cs w:val="24"/>
+          <w:sz w:val="28"/>
+          <w:sz-cs w:val="28"/>
           <w:b/>
           <w:spacing w:val="0"/>
           <w:color w:val="262626"/>
@@ -1521,24 +1541,24 @@
       <w:r>
         <w:rPr>
           <w:rFonts w:ascii="Helvetica Neue" w:hAnsi="Helvetica Neue" w:cs="Helvetica Neue"/>
-          <w:sz w:val="24"/>
-          <w:sz-cs w:val="24"/>
-          <w:spacing w:val="0"/>
-          <w:color w:val="262626"/>
-        </w:rPr>
-        <w:t xml:space="preserve"/>
-      </w:r>
-    </w:p>
-    <w:p>
-      <w:pPr/>
-      <w:r>
-        <w:rPr>
-          <w:rFonts w:ascii="Helvetica Neue" w:hAnsi="Helvetica Neue" w:cs="Helvetica Neue"/>
-          <w:sz w:val="24"/>
-          <w:sz-cs w:val="24"/>
-          <w:b/>
-          <w:spacing w:val="0"/>
-          <w:color w:val="0F7001"/>
+          <w:sz w:val="28"/>
+          <w:sz-cs w:val="28"/>
+          <w:spacing w:val="0"/>
+          <w:color w:val="262626"/>
+        </w:rPr>
+        <w:t xml:space="preserve"/>
+      </w:r>
+    </w:p>
+    <w:p>
+      <w:pPr/>
+      <w:r>
+        <w:rPr>
+          <w:rFonts w:ascii="Helvetica Neue" w:hAnsi="Helvetica Neue" w:cs="Helvetica Neue"/>
+          <w:sz w:val="28"/>
+          <w:sz-cs w:val="28"/>
+          <w:b/>
+          <w:spacing w:val="0"/>
+          <w:color w:val="266C26"/>
         </w:rPr>
         <w:t xml:space="preserve">✅ Done</w:t>
       </w:r>
@@ -1548,8 +1568,8 @@
       <w:r>
         <w:rPr>
           <w:rFonts w:ascii="Helvetica Neue" w:hAnsi="Helvetica Neue" w:cs="Helvetica Neue"/>
-          <w:sz w:val="24"/>
-          <w:sz-cs w:val="24"/>
+          <w:sz w:val="28"/>
+          <w:sz-cs w:val="28"/>
           <w:spacing w:val="0"/>
           <w:color w:val="262626"/>
         </w:rPr>
@@ -1561,8 +1581,8 @@
       <w:r>
         <w:rPr>
           <w:rFonts w:ascii="Helvetica Neue" w:hAnsi="Helvetica Neue" w:cs="Helvetica Neue"/>
-          <w:sz w:val="24"/>
-          <w:sz-cs w:val="24"/>
+          <w:sz w:val="28"/>
+          <w:sz-cs w:val="28"/>
           <w:spacing w:val="0"/>
           <w:color w:val="262626"/>
         </w:rPr>
@@ -1574,8 +1594,8 @@
       <w:r>
         <w:rPr>
           <w:rFonts w:ascii="Helvetica Neue" w:hAnsi="Helvetica Neue" w:cs="Helvetica Neue"/>
-          <w:sz w:val="24"/>
-          <w:sz-cs w:val="24"/>
+          <w:sz w:val="28"/>
+          <w:sz-cs w:val="28"/>
           <w:b/>
           <w:spacing w:val="0"/>
           <w:color w:val="262626"/>
@@ -1585,24 +1605,24 @@
       <w:r>
         <w:rPr>
           <w:rFonts w:ascii="Helvetica Neue" w:hAnsi="Helvetica Neue" w:cs="Helvetica Neue"/>
-          <w:sz w:val="24"/>
-          <w:sz-cs w:val="24"/>
-          <w:spacing w:val="0"/>
-          <w:color w:val="262626"/>
-        </w:rPr>
-        <w:t xml:space="preserve"/>
-      </w:r>
-    </w:p>
-    <w:p>
-      <w:pPr/>
-      <w:r>
-        <w:rPr>
-          <w:rFonts w:ascii="Helvetica Neue" w:hAnsi="Helvetica Neue" w:cs="Helvetica Neue"/>
-          <w:sz w:val="24"/>
-          <w:sz-cs w:val="24"/>
-          <w:b/>
-          <w:spacing w:val="0"/>
-          <w:color w:val="0F7001"/>
+          <w:sz w:val="28"/>
+          <w:sz-cs w:val="28"/>
+          <w:spacing w:val="0"/>
+          <w:color w:val="262626"/>
+        </w:rPr>
+        <w:t xml:space="preserve"/>
+      </w:r>
+    </w:p>
+    <w:p>
+      <w:pPr/>
+      <w:r>
+        <w:rPr>
+          <w:rFonts w:ascii="Helvetica Neue" w:hAnsi="Helvetica Neue" w:cs="Helvetica Neue"/>
+          <w:sz w:val="28"/>
+          <w:sz-cs w:val="28"/>
+          <w:b/>
+          <w:spacing w:val="0"/>
+          <w:color w:val="266C26"/>
         </w:rPr>
         <w:t xml:space="preserve">✅ Done</w:t>
       </w:r>
@@ -1612,21 +1632,41 @@
       <w:r>
         <w:rPr>
           <w:rFonts w:ascii="Helvetica Neue" w:hAnsi="Helvetica Neue" w:cs="Helvetica Neue"/>
-          <w:sz w:val="24"/>
-          <w:sz-cs w:val="24"/>
-          <w:spacing w:val="0"/>
-          <w:color w:val="262626"/>
-        </w:rPr>
-        <w:t xml:space="preserve">home_explorer_view.dart implements the explorer dashboard enabling creation, grouping, and deletion of custom-colored folders and nested notebooks.</w:t>
-      </w:r>
-    </w:p>
-    <w:p>
-      <w:pPr/>
-      <w:r>
-        <w:rPr>
-          <w:rFonts w:ascii="Helvetica Neue" w:hAnsi="Helvetica Neue" w:cs="Helvetica Neue"/>
-          <w:sz w:val="24"/>
-          <w:sz-cs w:val="24"/>
+          <w:sz w:val="28"/>
+          <w:sz-cs w:val="28"/>
+          <w:spacing w:val="0"/>
+          <w:color w:val="262626"/>
+        </w:rPr>
+        <w:t xml:space="preserve">home_explorer_view.dart implements an explorer dashboard with recursive subfolder nesting (</w:t>
+      </w:r>
+      <w:r>
+        <w:rPr>
+          <w:rFonts w:ascii="Courier" w:hAnsi="Courier" w:cs="Courier"/>
+          <w:sz w:val="25"/>
+          <w:sz-cs w:val="25"/>
+          <w:spacing w:val="0"/>
+          <w:color w:val="262626"/>
+        </w:rPr>
+        <w:t xml:space="preserve">parent_id</w:t>
+      </w:r>
+      <w:r>
+        <w:rPr>
+          <w:rFonts w:ascii="Helvetica Neue" w:hAnsi="Helvetica Neue" w:cs="Helvetica Neue"/>
+          <w:sz w:val="28"/>
+          <w:sz-cs w:val="28"/>
+          <w:spacing w:val="0"/>
+          <w:color w:val="262626"/>
+        </w:rPr>
+        <w:t xml:space="preserve">), interactive clickable breadcrumb navigation trails, and subfolder creation.</w:t>
+      </w:r>
+    </w:p>
+    <w:p>
+      <w:pPr/>
+      <w:r>
+        <w:rPr>
+          <w:rFonts w:ascii="Helvetica Neue" w:hAnsi="Helvetica Neue" w:cs="Helvetica Neue"/>
+          <w:sz w:val="28"/>
+          <w:sz-cs w:val="28"/>
           <w:spacing w:val="0"/>
           <w:color w:val="262626"/>
         </w:rPr>
@@ -1638,8 +1678,8 @@
       <w:r>
         <w:rPr>
           <w:rFonts w:ascii="Helvetica Neue" w:hAnsi="Helvetica Neue" w:cs="Helvetica Neue"/>
-          <w:sz w:val="24"/>
-          <w:sz-cs w:val="24"/>
+          <w:sz w:val="28"/>
+          <w:sz-cs w:val="28"/>
           <w:b/>
           <w:spacing w:val="0"/>
           <w:color w:val="262626"/>
@@ -1649,24 +1689,24 @@
       <w:r>
         <w:rPr>
           <w:rFonts w:ascii="Helvetica Neue" w:hAnsi="Helvetica Neue" w:cs="Helvetica Neue"/>
-          <w:sz w:val="24"/>
-          <w:sz-cs w:val="24"/>
-          <w:spacing w:val="0"/>
-          <w:color w:val="262626"/>
-        </w:rPr>
-        <w:t xml:space="preserve"/>
-      </w:r>
-    </w:p>
-    <w:p>
-      <w:pPr/>
-      <w:r>
-        <w:rPr>
-          <w:rFonts w:ascii="Helvetica Neue" w:hAnsi="Helvetica Neue" w:cs="Helvetica Neue"/>
-          <w:sz w:val="24"/>
-          <w:sz-cs w:val="24"/>
-          <w:b/>
-          <w:spacing w:val="0"/>
-          <w:color w:val="0F7001"/>
+          <w:sz w:val="28"/>
+          <w:sz-cs w:val="28"/>
+          <w:spacing w:val="0"/>
+          <w:color w:val="262626"/>
+        </w:rPr>
+        <w:t xml:space="preserve"/>
+      </w:r>
+    </w:p>
+    <w:p>
+      <w:pPr/>
+      <w:r>
+        <w:rPr>
+          <w:rFonts w:ascii="Helvetica Neue" w:hAnsi="Helvetica Neue" w:cs="Helvetica Neue"/>
+          <w:sz w:val="28"/>
+          <w:sz-cs w:val="28"/>
+          <w:b/>
+          <w:spacing w:val="0"/>
+          <w:color w:val="266C26"/>
         </w:rPr>
         <w:t xml:space="preserve">✅ Done</w:t>
       </w:r>
@@ -1676,21 +1716,41 @@
       <w:r>
         <w:rPr>
           <w:rFonts w:ascii="Helvetica Neue" w:hAnsi="Helvetica Neue" w:cs="Helvetica Neue"/>
-          <w:sz w:val="24"/>
-          <w:sz-cs w:val="24"/>
-          <w:spacing w:val="0"/>
-          <w:color w:val="262626"/>
-        </w:rPr>
-        <w:t xml:space="preserve">notebook_editor_view.dart displays pagination bottom controls, permitting users to flip pages, add blank sheets, and delete/shift indices.</w:t>
-      </w:r>
-    </w:p>
-    <w:p>
-      <w:pPr/>
-      <w:r>
-        <w:rPr>
-          <w:rFonts w:ascii="Helvetica Neue" w:hAnsi="Helvetica Neue" w:cs="Helvetica Neue"/>
-          <w:sz w:val="24"/>
-          <w:sz-cs w:val="24"/>
+          <w:sz w:val="28"/>
+          <w:sz-cs w:val="28"/>
+          <w:spacing w:val="0"/>
+          <w:color w:val="262626"/>
+        </w:rPr>
+        <w:t xml:space="preserve">notebook_editor_view.dart provides complete multi-page organization: page duplication (cloning all vector strokes &amp; text), deletion, next/prev flipping, and a modal Page Organizer with drag-and-drop </w:t>
+      </w:r>
+      <w:r>
+        <w:rPr>
+          <w:rFonts w:ascii="Courier" w:hAnsi="Courier" w:cs="Courier"/>
+          <w:sz w:val="25"/>
+          <w:sz-cs w:val="25"/>
+          <w:spacing w:val="0"/>
+          <w:color w:val="262626"/>
+        </w:rPr>
+        <w:t xml:space="preserve">ReorderableListView</w:t>
+      </w:r>
+      <w:r>
+        <w:rPr>
+          <w:rFonts w:ascii="Helvetica Neue" w:hAnsi="Helvetica Neue" w:cs="Helvetica Neue"/>
+          <w:sz w:val="28"/>
+          <w:sz-cs w:val="28"/>
+          <w:spacing w:val="0"/>
+          <w:color w:val="262626"/>
+        </w:rPr>
+        <w:t xml:space="preserve"> reordering and quick jump.</w:t>
+      </w:r>
+    </w:p>
+    <w:p>
+      <w:pPr/>
+      <w:r>
+        <w:rPr>
+          <w:rFonts w:ascii="Helvetica Neue" w:hAnsi="Helvetica Neue" w:cs="Helvetica Neue"/>
+          <w:sz w:val="28"/>
+          <w:sz-cs w:val="28"/>
           <w:spacing w:val="0"/>
           <w:color w:val="262626"/>
         </w:rPr>
@@ -1731,8 +1791,8 @@
       <w:r>
         <w:rPr>
           <w:rFonts w:ascii="Helvetica Neue" w:hAnsi="Helvetica Neue" w:cs="Helvetica Neue"/>
-          <w:sz w:val="24"/>
-          <w:sz-cs w:val="24"/>
+          <w:sz w:val="28"/>
+          <w:sz-cs w:val="28"/>
           <w:b/>
           <w:spacing w:val="0"/>
           <w:color w:val="262626"/>
@@ -1745,8 +1805,8 @@
       <w:r>
         <w:rPr>
           <w:rFonts w:ascii="Helvetica Neue" w:hAnsi="Helvetica Neue" w:cs="Helvetica Neue"/>
-          <w:sz w:val="24"/>
-          <w:sz-cs w:val="24"/>
+          <w:sz w:val="28"/>
+          <w:sz-cs w:val="28"/>
           <w:b/>
           <w:spacing w:val="0"/>
           <w:color w:val="262626"/>
@@ -1759,36 +1819,36 @@
       <w:r>
         <w:rPr>
           <w:rFonts w:ascii="Helvetica Neue" w:hAnsi="Helvetica Neue" w:cs="Helvetica Neue"/>
-          <w:sz w:val="24"/>
-          <w:sz-cs w:val="24"/>
-          <w:b/>
-          <w:spacing w:val="0"/>
-          <w:color w:val="262626"/>
-        </w:rPr>
-        <w:t xml:space="preserve">Current Implementation Details</w:t>
-      </w:r>
-    </w:p>
-    <w:p>
-      <w:pPr/>
-      <w:r>
-        <w:rPr>
-          <w:rFonts w:ascii="Helvetica Neue" w:hAnsi="Helvetica Neue" w:cs="Helvetica Neue"/>
-          <w:sz w:val="24"/>
-          <w:sz-cs w:val="24"/>
-          <w:b/>
-          <w:spacing w:val="0"/>
-          <w:color w:val="262626"/>
-        </w:rPr>
-        <w:t xml:space="preserve">Gaps / Missing Items</w:t>
-      </w:r>
-    </w:p>
-    <w:p>
-      <w:pPr/>
-      <w:r>
-        <w:rPr>
-          <w:rFonts w:ascii="Helvetica Neue" w:hAnsi="Helvetica Neue" w:cs="Helvetica Neue"/>
-          <w:sz w:val="24"/>
-          <w:sz-cs w:val="24"/>
+          <w:sz w:val="28"/>
+          <w:sz-cs w:val="28"/>
+          <w:b/>
+          <w:spacing w:val="0"/>
+          <w:color w:val="262626"/>
+        </w:rPr>
+        <w:t xml:space="preserve">Implementation Details</w:t>
+      </w:r>
+    </w:p>
+    <w:p>
+      <w:pPr/>
+      <w:r>
+        <w:rPr>
+          <w:rFonts w:ascii="Helvetica Neue" w:hAnsi="Helvetica Neue" w:cs="Helvetica Neue"/>
+          <w:sz w:val="28"/>
+          <w:sz-cs w:val="28"/>
+          <w:b/>
+          <w:spacing w:val="0"/>
+          <w:color w:val="262626"/>
+        </w:rPr>
+        <w:t xml:space="preserve">Gaps / Notes</w:t>
+      </w:r>
+    </w:p>
+    <w:p>
+      <w:pPr/>
+      <w:r>
+        <w:rPr>
+          <w:rFonts w:ascii="Helvetica Neue" w:hAnsi="Helvetica Neue" w:cs="Helvetica Neue"/>
+          <w:sz w:val="28"/>
+          <w:sz-cs w:val="28"/>
           <w:b/>
           <w:spacing w:val="0"/>
           <w:color w:val="262626"/>
@@ -1798,24 +1858,24 @@
       <w:r>
         <w:rPr>
           <w:rFonts w:ascii="Helvetica Neue" w:hAnsi="Helvetica Neue" w:cs="Helvetica Neue"/>
-          <w:sz w:val="24"/>
-          <w:sz-cs w:val="24"/>
-          <w:spacing w:val="0"/>
-          <w:color w:val="262626"/>
-        </w:rPr>
-        <w:t xml:space="preserve"/>
-      </w:r>
-    </w:p>
-    <w:p>
-      <w:pPr/>
-      <w:r>
-        <w:rPr>
-          <w:rFonts w:ascii="Helvetica Neue" w:hAnsi="Helvetica Neue" w:cs="Helvetica Neue"/>
-          <w:sz w:val="24"/>
-          <w:sz-cs w:val="24"/>
-          <w:b/>
-          <w:spacing w:val="0"/>
-          <w:color w:val="0F7001"/>
+          <w:sz w:val="28"/>
+          <w:sz-cs w:val="28"/>
+          <w:spacing w:val="0"/>
+          <w:color w:val="262626"/>
+        </w:rPr>
+        <w:t xml:space="preserve"/>
+      </w:r>
+    </w:p>
+    <w:p>
+      <w:pPr/>
+      <w:r>
+        <w:rPr>
+          <w:rFonts w:ascii="Helvetica Neue" w:hAnsi="Helvetica Neue" w:cs="Helvetica Neue"/>
+          <w:sz w:val="28"/>
+          <w:sz-cs w:val="28"/>
+          <w:b/>
+          <w:spacing w:val="0"/>
+          <w:color w:val="266C26"/>
         </w:rPr>
         <w:t xml:space="preserve">✅ Done</w:t>
       </w:r>
@@ -1825,8 +1885,8 @@
       <w:r>
         <w:rPr>
           <w:rFonts w:ascii="Helvetica Neue" w:hAnsi="Helvetica Neue" w:cs="Helvetica Neue"/>
-          <w:sz w:val="24"/>
-          <w:sz-cs w:val="24"/>
+          <w:sz w:val="28"/>
+          <w:sz-cs w:val="28"/>
           <w:spacing w:val="0"/>
           <w:color w:val="262626"/>
         </w:rPr>
@@ -1838,8 +1898,8 @@
       <w:r>
         <w:rPr>
           <w:rFonts w:ascii="Helvetica Neue" w:hAnsi="Helvetica Neue" w:cs="Helvetica Neue"/>
-          <w:sz w:val="24"/>
-          <w:sz-cs w:val="24"/>
+          <w:sz w:val="28"/>
+          <w:sz-cs w:val="28"/>
           <w:spacing w:val="0"/>
           <w:color w:val="262626"/>
         </w:rPr>
@@ -1851,8 +1911,8 @@
       <w:r>
         <w:rPr>
           <w:rFonts w:ascii="Helvetica Neue" w:hAnsi="Helvetica Neue" w:cs="Helvetica Neue"/>
-          <w:sz w:val="24"/>
-          <w:sz-cs w:val="24"/>
+          <w:sz w:val="28"/>
+          <w:sz-cs w:val="28"/>
           <w:b/>
           <w:spacing w:val="0"/>
           <w:color w:val="262626"/>
@@ -1862,24 +1922,24 @@
       <w:r>
         <w:rPr>
           <w:rFonts w:ascii="Helvetica Neue" w:hAnsi="Helvetica Neue" w:cs="Helvetica Neue"/>
-          <w:sz w:val="24"/>
-          <w:sz-cs w:val="24"/>
-          <w:spacing w:val="0"/>
-          <w:color w:val="262626"/>
-        </w:rPr>
-        <w:t xml:space="preserve"/>
-      </w:r>
-    </w:p>
-    <w:p>
-      <w:pPr/>
-      <w:r>
-        <w:rPr>
-          <w:rFonts w:ascii="Helvetica Neue" w:hAnsi="Helvetica Neue" w:cs="Helvetica Neue"/>
-          <w:sz w:val="24"/>
-          <w:sz-cs w:val="24"/>
-          <w:b/>
-          <w:spacing w:val="0"/>
-          <w:color w:val="0F7001"/>
+          <w:sz w:val="28"/>
+          <w:sz-cs w:val="28"/>
+          <w:spacing w:val="0"/>
+          <w:color w:val="262626"/>
+        </w:rPr>
+        <w:t xml:space="preserve"/>
+      </w:r>
+    </w:p>
+    <w:p>
+      <w:pPr/>
+      <w:r>
+        <w:rPr>
+          <w:rFonts w:ascii="Helvetica Neue" w:hAnsi="Helvetica Neue" w:cs="Helvetica Neue"/>
+          <w:sz w:val="28"/>
+          <w:sz-cs w:val="28"/>
+          <w:b/>
+          <w:spacing w:val="0"/>
+          <w:color w:val="266C26"/>
         </w:rPr>
         <w:t xml:space="preserve">✅ Done</w:t>
       </w:r>
@@ -1889,21 +1949,21 @@
       <w:r>
         <w:rPr>
           <w:rFonts w:ascii="Helvetica Neue" w:hAnsi="Helvetica Neue" w:cs="Helvetica Neue"/>
-          <w:sz w:val="24"/>
-          <w:sz-cs w:val="24"/>
-          <w:spacing w:val="0"/>
-          <w:color w:val="262626"/>
-        </w:rPr>
-        <w:t xml:space="preserve">drawing_canvas_view.dart supports editable draggable rich text boxes, custom text size selections, system keyboard input, and database persistence.</w:t>
-      </w:r>
-    </w:p>
-    <w:p>
-      <w:pPr/>
-      <w:r>
-        <w:rPr>
-          <w:rFonts w:ascii="Helvetica Neue" w:hAnsi="Helvetica Neue" w:cs="Helvetica Neue"/>
-          <w:sz w:val="24"/>
-          <w:sz-cs w:val="24"/>
+          <w:sz w:val="28"/>
+          <w:sz-cs w:val="28"/>
+          <w:spacing w:val="0"/>
+          <w:color w:val="262626"/>
+        </w:rPr>
+        <w:t xml:space="preserve">drawing_canvas_view.dart supports editable draggable rich text boxes, custom font family selection (Sans, Serif, Monospace, Script), an 8-color ink palette picker, font size slider (12px to 64px), and SQLite database persistence.</w:t>
+      </w:r>
+    </w:p>
+    <w:p>
+      <w:pPr/>
+      <w:r>
+        <w:rPr>
+          <w:rFonts w:ascii="Helvetica Neue" w:hAnsi="Helvetica Neue" w:cs="Helvetica Neue"/>
+          <w:sz w:val="28"/>
+          <w:sz-cs w:val="28"/>
           <w:spacing w:val="0"/>
           <w:color w:val="262626"/>
         </w:rPr>
@@ -1915,8 +1975,8 @@
       <w:r>
         <w:rPr>
           <w:rFonts w:ascii="Helvetica Neue" w:hAnsi="Helvetica Neue" w:cs="Helvetica Neue"/>
-          <w:sz w:val="24"/>
-          <w:sz-cs w:val="24"/>
+          <w:sz w:val="28"/>
+          <w:sz-cs w:val="28"/>
           <w:b/>
           <w:spacing w:val="0"/>
           <w:color w:val="262626"/>
@@ -1926,24 +1986,24 @@
       <w:r>
         <w:rPr>
           <w:rFonts w:ascii="Helvetica Neue" w:hAnsi="Helvetica Neue" w:cs="Helvetica Neue"/>
-          <w:sz w:val="24"/>
-          <w:sz-cs w:val="24"/>
-          <w:spacing w:val="0"/>
-          <w:color w:val="262626"/>
-        </w:rPr>
-        <w:t xml:space="preserve"/>
-      </w:r>
-    </w:p>
-    <w:p>
-      <w:pPr/>
-      <w:r>
-        <w:rPr>
-          <w:rFonts w:ascii="Helvetica Neue" w:hAnsi="Helvetica Neue" w:cs="Helvetica Neue"/>
-          <w:sz w:val="24"/>
-          <w:sz-cs w:val="24"/>
-          <w:b/>
-          <w:spacing w:val="0"/>
-          <w:color w:val="0F7001"/>
+          <w:sz w:val="28"/>
+          <w:sz-cs w:val="28"/>
+          <w:spacing w:val="0"/>
+          <w:color w:val="262626"/>
+        </w:rPr>
+        <w:t xml:space="preserve"/>
+      </w:r>
+    </w:p>
+    <w:p>
+      <w:pPr/>
+      <w:r>
+        <w:rPr>
+          <w:rFonts w:ascii="Helvetica Neue" w:hAnsi="Helvetica Neue" w:cs="Helvetica Neue"/>
+          <w:sz w:val="28"/>
+          <w:sz-cs w:val="28"/>
+          <w:b/>
+          <w:spacing w:val="0"/>
+          <w:color w:val="266C26"/>
         </w:rPr>
         <w:t xml:space="preserve">✅ Done</w:t>
       </w:r>
@@ -1953,8 +2013,8 @@
       <w:r>
         <w:rPr>
           <w:rFonts w:ascii="Helvetica Neue" w:hAnsi="Helvetica Neue" w:cs="Helvetica Neue"/>
-          <w:sz w:val="24"/>
-          <w:sz-cs w:val="24"/>
+          <w:sz w:val="28"/>
+          <w:sz-cs w:val="28"/>
           <w:spacing w:val="0"/>
           <w:color w:val="262626"/>
         </w:rPr>
@@ -1966,8 +2026,8 @@
       <w:r>
         <w:rPr>
           <w:rFonts w:ascii="Helvetica Neue" w:hAnsi="Helvetica Neue" w:cs="Helvetica Neue"/>
-          <w:sz w:val="24"/>
-          <w:sz-cs w:val="24"/>
+          <w:sz w:val="28"/>
+          <w:sz-cs w:val="28"/>
           <w:spacing w:val="0"/>
           <w:color w:val="262626"/>
         </w:rPr>
@@ -1979,8 +2039,8 @@
       <w:r>
         <w:rPr>
           <w:rFonts w:ascii="Helvetica Neue" w:hAnsi="Helvetica Neue" w:cs="Helvetica Neue"/>
-          <w:sz w:val="24"/>
-          <w:sz-cs w:val="24"/>
+          <w:sz w:val="28"/>
+          <w:sz-cs w:val="28"/>
           <w:b/>
           <w:spacing w:val="0"/>
           <w:color w:val="262626"/>
@@ -1990,24 +2050,24 @@
       <w:r>
         <w:rPr>
           <w:rFonts w:ascii="Helvetica Neue" w:hAnsi="Helvetica Neue" w:cs="Helvetica Neue"/>
-          <w:sz w:val="24"/>
-          <w:sz-cs w:val="24"/>
-          <w:spacing w:val="0"/>
-          <w:color w:val="262626"/>
-        </w:rPr>
-        <w:t xml:space="preserve"/>
-      </w:r>
-    </w:p>
-    <w:p>
-      <w:pPr/>
-      <w:r>
-        <w:rPr>
-          <w:rFonts w:ascii="Helvetica Neue" w:hAnsi="Helvetica Neue" w:cs="Helvetica Neue"/>
-          <w:sz w:val="24"/>
-          <w:sz-cs w:val="24"/>
-          <w:b/>
-          <w:spacing w:val="0"/>
-          <w:color w:val="0F7001"/>
+          <w:sz w:val="28"/>
+          <w:sz-cs w:val="28"/>
+          <w:spacing w:val="0"/>
+          <w:color w:val="262626"/>
+        </w:rPr>
+        <w:t xml:space="preserve"/>
+      </w:r>
+    </w:p>
+    <w:p>
+      <w:pPr/>
+      <w:r>
+        <w:rPr>
+          <w:rFonts w:ascii="Helvetica Neue" w:hAnsi="Helvetica Neue" w:cs="Helvetica Neue"/>
+          <w:sz w:val="28"/>
+          <w:sz-cs w:val="28"/>
+          <w:b/>
+          <w:spacing w:val="0"/>
+          <w:color w:val="266C26"/>
         </w:rPr>
         <w:t xml:space="preserve">✅ Done</w:t>
       </w:r>
@@ -2017,21 +2077,41 @@
       <w:r>
         <w:rPr>
           <w:rFonts w:ascii="Helvetica Neue" w:hAnsi="Helvetica Neue" w:cs="Helvetica Neue"/>
-          <w:sz w:val="24"/>
-          <w:sz-cs w:val="24"/>
-          <w:spacing w:val="0"/>
-          <w:color w:val="262626"/>
-        </w:rPr>
-        <w:t xml:space="preserve">notebook_editor_view.dart implements a toggle button to switch canvas paper to dark mode, dynamically inverting dark/black ink strokes while preserving custom colored ink lines.</w:t>
-      </w:r>
-    </w:p>
-    <w:p>
-      <w:pPr/>
-      <w:r>
-        <w:rPr>
-          <w:rFonts w:ascii="Helvetica Neue" w:hAnsi="Helvetica Neue" w:cs="Helvetica Neue"/>
-          <w:sz w:val="24"/>
-          <w:sz-cs w:val="24"/>
+          <w:sz w:val="28"/>
+          <w:sz-cs w:val="28"/>
+          <w:spacing w:val="0"/>
+          <w:color w:val="262626"/>
+        </w:rPr>
+        <w:t xml:space="preserve">notebook_editor_view.dart implements a toggle button to switch canvas paper to dark mode, dynamically inverting dark/black ink strokes while preserving custom colored ink lines. The preference is stored directly in SQLite (</w:t>
+      </w:r>
+      <w:r>
+        <w:rPr>
+          <w:rFonts w:ascii="Courier" w:hAnsi="Courier" w:cs="Courier"/>
+          <w:sz w:val="25"/>
+          <w:sz-cs w:val="25"/>
+          <w:spacing w:val="0"/>
+          <w:color w:val="262626"/>
+        </w:rPr>
+        <w:t xml:space="preserve">notebooks.dark_mode</w:t>
+      </w:r>
+      <w:r>
+        <w:rPr>
+          <w:rFonts w:ascii="Helvetica Neue" w:hAnsi="Helvetica Neue" w:cs="Helvetica Neue"/>
+          <w:sz w:val="28"/>
+          <w:sz-cs w:val="28"/>
+          <w:spacing w:val="0"/>
+          <w:color w:val="262626"/>
+        </w:rPr>
+        <w:t xml:space="preserve">), persisting across page flips, notebook navigation, and app reloads.</w:t>
+      </w:r>
+    </w:p>
+    <w:p>
+      <w:pPr/>
+      <w:r>
+        <w:rPr>
+          <w:rFonts w:ascii="Helvetica Neue" w:hAnsi="Helvetica Neue" w:cs="Helvetica Neue"/>
+          <w:sz w:val="28"/>
+          <w:sz-cs w:val="28"/>
           <w:spacing w:val="0"/>
           <w:color w:val="262626"/>
         </w:rPr>
@@ -2072,8 +2152,8 @@
       <w:r>
         <w:rPr>
           <w:rFonts w:ascii="Helvetica Neue" w:hAnsi="Helvetica Neue" w:cs="Helvetica Neue"/>
-          <w:sz w:val="24"/>
-          <w:sz-cs w:val="24"/>
+          <w:sz w:val="28"/>
+          <w:sz-cs w:val="28"/>
           <w:b/>
           <w:spacing w:val="0"/>
           <w:color w:val="262626"/>
@@ -2086,8 +2166,8 @@
       <w:r>
         <w:rPr>
           <w:rFonts w:ascii="Helvetica Neue" w:hAnsi="Helvetica Neue" w:cs="Helvetica Neue"/>
-          <w:sz w:val="24"/>
-          <w:sz-cs w:val="24"/>
+          <w:sz w:val="28"/>
+          <w:sz-cs w:val="28"/>
           <w:b/>
           <w:spacing w:val="0"/>
           <w:color w:val="262626"/>
@@ -2100,36 +2180,36 @@
       <w:r>
         <w:rPr>
           <w:rFonts w:ascii="Helvetica Neue" w:hAnsi="Helvetica Neue" w:cs="Helvetica Neue"/>
-          <w:sz w:val="24"/>
-          <w:sz-cs w:val="24"/>
-          <w:b/>
-          <w:spacing w:val="0"/>
-          <w:color w:val="262626"/>
-        </w:rPr>
-        <w:t xml:space="preserve">Current Implementation Details</w:t>
-      </w:r>
-    </w:p>
-    <w:p>
-      <w:pPr/>
-      <w:r>
-        <w:rPr>
-          <w:rFonts w:ascii="Helvetica Neue" w:hAnsi="Helvetica Neue" w:cs="Helvetica Neue"/>
-          <w:sz w:val="24"/>
-          <w:sz-cs w:val="24"/>
-          <w:b/>
-          <w:spacing w:val="0"/>
-          <w:color w:val="262626"/>
-        </w:rPr>
-        <w:t xml:space="preserve">Gaps / Missing Items</w:t>
-      </w:r>
-    </w:p>
-    <w:p>
-      <w:pPr/>
-      <w:r>
-        <w:rPr>
-          <w:rFonts w:ascii="Helvetica Neue" w:hAnsi="Helvetica Neue" w:cs="Helvetica Neue"/>
-          <w:sz w:val="24"/>
-          <w:sz-cs w:val="24"/>
+          <w:sz w:val="28"/>
+          <w:sz-cs w:val="28"/>
+          <w:b/>
+          <w:spacing w:val="0"/>
+          <w:color w:val="262626"/>
+        </w:rPr>
+        <w:t xml:space="preserve">Implementation Details</w:t>
+      </w:r>
+    </w:p>
+    <w:p>
+      <w:pPr/>
+      <w:r>
+        <w:rPr>
+          <w:rFonts w:ascii="Helvetica Neue" w:hAnsi="Helvetica Neue" w:cs="Helvetica Neue"/>
+          <w:sz w:val="28"/>
+          <w:sz-cs w:val="28"/>
+          <w:b/>
+          <w:spacing w:val="0"/>
+          <w:color w:val="262626"/>
+        </w:rPr>
+        <w:t xml:space="preserve">Gaps / Notes</w:t>
+      </w:r>
+    </w:p>
+    <w:p>
+      <w:pPr/>
+      <w:r>
+        <w:rPr>
+          <w:rFonts w:ascii="Helvetica Neue" w:hAnsi="Helvetica Neue" w:cs="Helvetica Neue"/>
+          <w:sz w:val="28"/>
+          <w:sz-cs w:val="28"/>
           <w:b/>
           <w:spacing w:val="0"/>
           <w:color w:val="262626"/>
@@ -2139,24 +2219,24 @@
       <w:r>
         <w:rPr>
           <w:rFonts w:ascii="Helvetica Neue" w:hAnsi="Helvetica Neue" w:cs="Helvetica Neue"/>
-          <w:sz w:val="24"/>
-          <w:sz-cs w:val="24"/>
-          <w:spacing w:val="0"/>
-          <w:color w:val="262626"/>
-        </w:rPr>
-        <w:t xml:space="preserve"/>
-      </w:r>
-    </w:p>
-    <w:p>
-      <w:pPr/>
-      <w:r>
-        <w:rPr>
-          <w:rFonts w:ascii="Helvetica Neue" w:hAnsi="Helvetica Neue" w:cs="Helvetica Neue"/>
-          <w:sz w:val="24"/>
-          <w:sz-cs w:val="24"/>
-          <w:b/>
-          <w:spacing w:val="0"/>
-          <w:color w:val="0F7001"/>
+          <w:sz w:val="28"/>
+          <w:sz-cs w:val="28"/>
+          <w:spacing w:val="0"/>
+          <w:color w:val="262626"/>
+        </w:rPr>
+        <w:t xml:space="preserve"/>
+      </w:r>
+    </w:p>
+    <w:p>
+      <w:pPr/>
+      <w:r>
+        <w:rPr>
+          <w:rFonts w:ascii="Helvetica Neue" w:hAnsi="Helvetica Neue" w:cs="Helvetica Neue"/>
+          <w:sz w:val="28"/>
+          <w:sz-cs w:val="28"/>
+          <w:b/>
+          <w:spacing w:val="0"/>
+          <w:color w:val="266C26"/>
         </w:rPr>
         <w:t xml:space="preserve">✅ Done</w:t>
       </w:r>
@@ -2166,21 +2246,21 @@
       <w:r>
         <w:rPr>
           <w:rFonts w:ascii="Helvetica Neue" w:hAnsi="Helvetica Neue" w:cs="Helvetica Neue"/>
-          <w:sz w:val="24"/>
-          <w:sz-cs w:val="24"/>
-          <w:spacing w:val="0"/>
-          <w:color w:val="262626"/>
-        </w:rPr>
-        <w:t xml:space="preserve">pdf_exporter.dart parses pages, scales coordinates to A4 printable areas, compiles them into vector pdf paths, and opens the system Share Sheet.</w:t>
-      </w:r>
-    </w:p>
-    <w:p>
-      <w:pPr/>
-      <w:r>
-        <w:rPr>
-          <w:rFonts w:ascii="Helvetica Neue" w:hAnsi="Helvetica Neue" w:cs="Helvetica Neue"/>
-          <w:sz w:val="24"/>
-          <w:sz-cs w:val="24"/>
+          <w:sz w:val="28"/>
+          <w:sz-cs w:val="28"/>
+          <w:spacing w:val="0"/>
+          <w:color w:val="262626"/>
+        </w:rPr>
+        <w:t xml:space="preserve">pdf_export_controller.dart parses pages, scales coordinates to A4 printable areas, and compiles high-fidelity PDFs containing vector ink paths (with dynamic pressure width for fountain and brush pens), typed text box overlays, paper grid templates, and imported PDF backgrounds, connected directly through the canvas controller in notebook_editor_view.dart.</w:t>
+      </w:r>
+    </w:p>
+    <w:p>
+      <w:pPr/>
+      <w:r>
+        <w:rPr>
+          <w:rFonts w:ascii="Helvetica Neue" w:hAnsi="Helvetica Neue" w:cs="Helvetica Neue"/>
+          <w:sz w:val="28"/>
+          <w:sz-cs w:val="28"/>
           <w:spacing w:val="0"/>
           <w:color w:val="262626"/>
         </w:rPr>
@@ -2192,8 +2272,8 @@
       <w:r>
         <w:rPr>
           <w:rFonts w:ascii="Helvetica Neue" w:hAnsi="Helvetica Neue" w:cs="Helvetica Neue"/>
-          <w:sz w:val="24"/>
-          <w:sz-cs w:val="24"/>
+          <w:sz w:val="28"/>
+          <w:sz-cs w:val="28"/>
           <w:b/>
           <w:spacing w:val="0"/>
           <w:color w:val="262626"/>
@@ -2203,24 +2283,24 @@
       <w:r>
         <w:rPr>
           <w:rFonts w:ascii="Helvetica Neue" w:hAnsi="Helvetica Neue" w:cs="Helvetica Neue"/>
-          <w:sz w:val="24"/>
-          <w:sz-cs w:val="24"/>
-          <w:spacing w:val="0"/>
-          <w:color w:val="262626"/>
-        </w:rPr>
-        <w:t xml:space="preserve"/>
-      </w:r>
-    </w:p>
-    <w:p>
-      <w:pPr/>
-      <w:r>
-        <w:rPr>
-          <w:rFonts w:ascii="Helvetica Neue" w:hAnsi="Helvetica Neue" w:cs="Helvetica Neue"/>
-          <w:sz w:val="24"/>
-          <w:sz-cs w:val="24"/>
-          <w:b/>
-          <w:spacing w:val="0"/>
-          <w:color w:val="0F7001"/>
+          <w:sz w:val="28"/>
+          <w:sz-cs w:val="28"/>
+          <w:spacing w:val="0"/>
+          <w:color w:val="262626"/>
+        </w:rPr>
+        <w:t xml:space="preserve"/>
+      </w:r>
+    </w:p>
+    <w:p>
+      <w:pPr/>
+      <w:r>
+        <w:rPr>
+          <w:rFonts w:ascii="Helvetica Neue" w:hAnsi="Helvetica Neue" w:cs="Helvetica Neue"/>
+          <w:sz w:val="28"/>
+          <w:sz-cs w:val="28"/>
+          <w:b/>
+          <w:spacing w:val="0"/>
+          <w:color w:val="266C26"/>
         </w:rPr>
         <w:t xml:space="preserve">✅ Done</w:t>
       </w:r>
@@ -2230,8 +2310,8 @@
       <w:r>
         <w:rPr>
           <w:rFonts w:ascii="Helvetica Neue" w:hAnsi="Helvetica Neue" w:cs="Helvetica Neue"/>
-          <w:sz w:val="24"/>
-          <w:sz-cs w:val="24"/>
+          <w:sz w:val="28"/>
+          <w:sz-cs w:val="28"/>
           <w:spacing w:val="0"/>
           <w:color w:val="262626"/>
         </w:rPr>
@@ -2243,8 +2323,8 @@
       <w:r>
         <w:rPr>
           <w:rFonts w:ascii="Helvetica Neue" w:hAnsi="Helvetica Neue" w:cs="Helvetica Neue"/>
-          <w:sz w:val="24"/>
-          <w:sz-cs w:val="24"/>
+          <w:sz w:val="28"/>
+          <w:sz-cs w:val="28"/>
           <w:spacing w:val="0"/>
           <w:color w:val="262626"/>
         </w:rPr>
@@ -2256,8 +2336,8 @@
       <w:r>
         <w:rPr>
           <w:rFonts w:ascii="Helvetica Neue" w:hAnsi="Helvetica Neue" w:cs="Helvetica Neue"/>
-          <w:sz w:val="24"/>
-          <w:sz-cs w:val="24"/>
+          <w:sz w:val="28"/>
+          <w:sz-cs w:val="28"/>
           <w:b/>
           <w:spacing w:val="0"/>
           <w:color w:val="262626"/>
@@ -2267,24 +2347,24 @@
       <w:r>
         <w:rPr>
           <w:rFonts w:ascii="Helvetica Neue" w:hAnsi="Helvetica Neue" w:cs="Helvetica Neue"/>
-          <w:sz w:val="24"/>
-          <w:sz-cs w:val="24"/>
-          <w:spacing w:val="0"/>
-          <w:color w:val="262626"/>
-        </w:rPr>
-        <w:t xml:space="preserve"/>
-      </w:r>
-    </w:p>
-    <w:p>
-      <w:pPr/>
-      <w:r>
-        <w:rPr>
-          <w:rFonts w:ascii="Helvetica Neue" w:hAnsi="Helvetica Neue" w:cs="Helvetica Neue"/>
-          <w:sz w:val="24"/>
-          <w:sz-cs w:val="24"/>
-          <w:b/>
-          <w:spacing w:val="0"/>
-          <w:color w:val="0F7001"/>
+          <w:sz w:val="28"/>
+          <w:sz-cs w:val="28"/>
+          <w:spacing w:val="0"/>
+          <w:color w:val="262626"/>
+        </w:rPr>
+        <w:t xml:space="preserve"/>
+      </w:r>
+    </w:p>
+    <w:p>
+      <w:pPr/>
+      <w:r>
+        <w:rPr>
+          <w:rFonts w:ascii="Helvetica Neue" w:hAnsi="Helvetica Neue" w:cs="Helvetica Neue"/>
+          <w:sz w:val="28"/>
+          <w:sz-cs w:val="28"/>
+          <w:b/>
+          <w:spacing w:val="0"/>
+          <w:color w:val="266C26"/>
         </w:rPr>
         <w:t xml:space="preserve">✅ Done</w:t>
       </w:r>
@@ -2294,8 +2374,8 @@
       <w:r>
         <w:rPr>
           <w:rFonts w:ascii="Helvetica Neue" w:hAnsi="Helvetica Neue" w:cs="Helvetica Neue"/>
-          <w:sz w:val="24"/>
-          <w:sz-cs w:val="24"/>
+          <w:sz w:val="28"/>
+          <w:sz-cs w:val="28"/>
           <w:spacing w:val="0"/>
           <w:color w:val="262626"/>
         </w:rPr>
@@ -2307,8 +2387,8 @@
       <w:r>
         <w:rPr>
           <w:rFonts w:ascii="Helvetica Neue" w:hAnsi="Helvetica Neue" w:cs="Helvetica Neue"/>
-          <w:sz w:val="24"/>
-          <w:sz-cs w:val="24"/>
+          <w:sz w:val="28"/>
+          <w:sz-cs w:val="28"/>
           <w:spacing w:val="0"/>
           <w:color w:val="262626"/>
         </w:rPr>
@@ -2320,8 +2400,8 @@
       <w:r>
         <w:rPr>
           <w:rFonts w:ascii="Helvetica Neue" w:hAnsi="Helvetica Neue" w:cs="Helvetica Neue"/>
-          <w:sz w:val="24"/>
-          <w:sz-cs w:val="24"/>
+          <w:sz w:val="28"/>
+          <w:sz-cs w:val="28"/>
           <w:b/>
           <w:spacing w:val="0"/>
           <w:color w:val="262626"/>
@@ -2331,24 +2411,24 @@
       <w:r>
         <w:rPr>
           <w:rFonts w:ascii="Helvetica Neue" w:hAnsi="Helvetica Neue" w:cs="Helvetica Neue"/>
-          <w:sz w:val="24"/>
-          <w:sz-cs w:val="24"/>
-          <w:spacing w:val="0"/>
-          <w:color w:val="262626"/>
-        </w:rPr>
-        <w:t xml:space="preserve"/>
-      </w:r>
-    </w:p>
-    <w:p>
-      <w:pPr/>
-      <w:r>
-        <w:rPr>
-          <w:rFonts w:ascii="Helvetica Neue" w:hAnsi="Helvetica Neue" w:cs="Helvetica Neue"/>
-          <w:sz w:val="24"/>
-          <w:sz-cs w:val="24"/>
-          <w:b/>
-          <w:spacing w:val="0"/>
-          <w:color w:val="0F7001"/>
+          <w:sz w:val="28"/>
+          <w:sz-cs w:val="28"/>
+          <w:spacing w:val="0"/>
+          <w:color w:val="262626"/>
+        </w:rPr>
+        <w:t xml:space="preserve"/>
+      </w:r>
+    </w:p>
+    <w:p>
+      <w:pPr/>
+      <w:r>
+        <w:rPr>
+          <w:rFonts w:ascii="Helvetica Neue" w:hAnsi="Helvetica Neue" w:cs="Helvetica Neue"/>
+          <w:sz w:val="28"/>
+          <w:sz-cs w:val="28"/>
+          <w:b/>
+          <w:spacing w:val="0"/>
+          <w:color w:val="266C26"/>
         </w:rPr>
         <w:t xml:space="preserve">✅ Done</w:t>
       </w:r>
@@ -2358,21 +2438,41 @@
       <w:r>
         <w:rPr>
           <w:rFonts w:ascii="Helvetica Neue" w:hAnsi="Helvetica Neue" w:cs="Helvetica Neue"/>
-          <w:sz w:val="24"/>
-          <w:sz-cs w:val="24"/>
-          <w:spacing w:val="0"/>
-          <w:color w:val="262626"/>
-        </w:rPr>
-        <w:t xml:space="preserve">home_explorer_view.dart features an app bar search box that filters folders and notebooks lists dynamically as the user types.</w:t>
-      </w:r>
-    </w:p>
-    <w:p>
-      <w:pPr/>
-      <w:r>
-        <w:rPr>
-          <w:rFonts w:ascii="Helvetica Neue" w:hAnsi="Helvetica Neue" w:cs="Helvetica Neue"/>
-          <w:sz w:val="24"/>
-          <w:sz-cs w:val="24"/>
+          <w:sz w:val="28"/>
+          <w:sz-cs w:val="28"/>
+          <w:spacing w:val="0"/>
+          <w:color w:val="262626"/>
+        </w:rPr>
+        <w:t xml:space="preserve">home_explorer_view.dart implements a deep SQLite search index that queries folder titles, notebook titles, and typed page text overlays (</w:t>
+      </w:r>
+      <w:r>
+        <w:rPr>
+          <w:rFonts w:ascii="Courier" w:hAnsi="Courier" w:cs="Courier"/>
+          <w:sz w:val="25"/>
+          <w:sz-cs w:val="25"/>
+          <w:spacing w:val="0"/>
+          <w:color w:val="262626"/>
+        </w:rPr>
+        <w:t xml:space="preserve">text_boxes</w:t>
+      </w:r>
+      <w:r>
+        <w:rPr>
+          <w:rFonts w:ascii="Helvetica Neue" w:hAnsi="Helvetica Neue" w:cs="Helvetica Neue"/>
+          <w:sz w:val="28"/>
+          <w:sz-cs w:val="28"/>
+          <w:spacing w:val="0"/>
+          <w:color w:val="262626"/>
+        </w:rPr>
+        <w:t xml:space="preserve">), displaying matched snippets and jumping directly to the corresponding page.</w:t>
+      </w:r>
+    </w:p>
+    <w:p>
+      <w:pPr/>
+      <w:r>
+        <w:rPr>
+          <w:rFonts w:ascii="Helvetica Neue" w:hAnsi="Helvetica Neue" w:cs="Helvetica Neue"/>
+          <w:sz w:val="28"/>
+          <w:sz-cs w:val="28"/>
           <w:spacing w:val="0"/>
           <w:color w:val="262626"/>
         </w:rPr>
@@ -2405,7 +2505,7 @@
           <w:spacing w:val="0"/>
           <w:color w:val="1A1A1A"/>
         </w:rPr>
-        <w:t xml:space="preserve">🛠 Relational Database Scheme Assessment</w:t>
+        <w:t xml:space="preserve">🛠️ Relational Database Scheme Assessment</w:t>
       </w:r>
     </w:p>
     <w:p>
@@ -2420,7 +2520,27 @@
           <w:spacing w:val="0"/>
           <w:color w:val="262626"/>
         </w:rPr>
-        <w:t xml:space="preserve">The current schema in db_helper.dart consists of:</w:t>
+        <w:t xml:space="preserve">The current schema in db_helper.dart operates with strict </w:t>
+      </w:r>
+      <w:r>
+        <w:rPr>
+          <w:rFonts w:ascii="Courier" w:hAnsi="Courier" w:cs="Courier"/>
+          <w:sz w:val="23"/>
+          <w:sz-cs w:val="23"/>
+          <w:spacing w:val="0"/>
+          <w:color w:val="262626"/>
+        </w:rPr>
+        <w:t xml:space="preserve">PRAGMA foreign_keys = ON</w:t>
+      </w:r>
+      <w:r>
+        <w:rPr>
+          <w:rFonts w:ascii="Helvetica Neue" w:hAnsi="Helvetica Neue" w:cs="Helvetica Neue"/>
+          <w:sz w:val="24"/>
+          <w:sz-cs w:val="24"/>
+          <w:spacing w:val="0"/>
+          <w:color w:val="262626"/>
+        </w:rPr>
+        <w:t xml:space="preserve"> enforcement and consists of:</w:t>
       </w:r>
     </w:p>
     <w:p>
@@ -2430,9 +2550,9 @@
       </w:pPr>
       <w:r>
         <w:rPr>
-          <w:rFonts w:ascii="Helvetica Neue" w:hAnsi="Helvetica Neue" w:cs="Helvetica Neue"/>
-          <w:sz w:val="24"/>
-          <w:sz-cs w:val="24"/>
+          <w:rFonts w:ascii="Courier" w:hAnsi="Courier" w:cs="Courier"/>
+          <w:sz w:val="23"/>
+          <w:sz-cs w:val="23"/>
           <w:color w:val="262626"/>
         </w:rPr>
         <w:t xml:space="preserve"/>
@@ -2443,13 +2563,63 @@
       </w:r>
       <w:r>
         <w:rPr>
-          <w:rFonts w:ascii="Helvetica Neue" w:hAnsi="Helvetica Neue" w:cs="Helvetica Neue"/>
-          <w:sz w:val="24"/>
-          <w:sz-cs w:val="24"/>
-          <w:spacing w:val="0"/>
-          <w:color w:val="262626"/>
-        </w:rPr>
-        <w:t xml:space="preserve">folders Table: groups notebooks.</w:t>
+          <w:rFonts w:ascii="Courier" w:hAnsi="Courier" w:cs="Courier"/>
+          <w:sz w:val="23"/>
+          <w:sz-cs w:val="23"/>
+          <w:spacing w:val="0"/>
+          <w:color w:val="262626"/>
+        </w:rPr>
+        <w:t xml:space="preserve">folders</w:t>
+      </w:r>
+      <w:r>
+        <w:rPr>
+          <w:rFonts w:ascii="Helvetica Neue" w:hAnsi="Helvetica Neue" w:cs="Helvetica Neue"/>
+          <w:sz w:val="24"/>
+          <w:sz-cs w:val="24"/>
+          <w:spacing w:val="0"/>
+          <w:color w:val="262626"/>
+        </w:rPr>
+        <w:t xml:space="preserve"> Table: groups notebooks, supporting recursive sub-folder hierarchies via </w:t>
+      </w:r>
+      <w:r>
+        <w:rPr>
+          <w:rFonts w:ascii="Courier" w:hAnsi="Courier" w:cs="Courier"/>
+          <w:sz w:val="23"/>
+          <w:sz-cs w:val="23"/>
+          <w:spacing w:val="0"/>
+          <w:color w:val="262626"/>
+        </w:rPr>
+        <w:t xml:space="preserve">parent_id</w:t>
+      </w:r>
+      <w:r>
+        <w:rPr>
+          <w:rFonts w:ascii="Helvetica Neue" w:hAnsi="Helvetica Neue" w:cs="Helvetica Neue"/>
+          <w:sz w:val="24"/>
+          <w:sz-cs w:val="24"/>
+          <w:spacing w:val="0"/>
+          <w:color w:val="262626"/>
+        </w:rPr>
+        <w:t xml:space="preserve"> (</w:t>
+      </w:r>
+      <w:r>
+        <w:rPr>
+          <w:rFonts w:ascii="Courier" w:hAnsi="Courier" w:cs="Courier"/>
+          <w:sz w:val="23"/>
+          <w:sz-cs w:val="23"/>
+          <w:spacing w:val="0"/>
+          <w:color w:val="262626"/>
+        </w:rPr>
+        <w:t xml:space="preserve">ON DELETE CASCADE</w:t>
+      </w:r>
+      <w:r>
+        <w:rPr>
+          <w:rFonts w:ascii="Helvetica Neue" w:hAnsi="Helvetica Neue" w:cs="Helvetica Neue"/>
+          <w:sz w:val="24"/>
+          <w:sz-cs w:val="24"/>
+          <w:spacing w:val="0"/>
+          <w:color w:val="262626"/>
+        </w:rPr>
+        <w:t xml:space="preserve">).</w:t>
       </w:r>
     </w:p>
     <w:p>
@@ -2459,9 +2629,9 @@
       </w:pPr>
       <w:r>
         <w:rPr>
-          <w:rFonts w:ascii="Helvetica Neue" w:hAnsi="Helvetica Neue" w:cs="Helvetica Neue"/>
-          <w:sz w:val="24"/>
-          <w:sz-cs w:val="24"/>
+          <w:rFonts w:ascii="Courier" w:hAnsi="Courier" w:cs="Courier"/>
+          <w:sz w:val="23"/>
+          <w:sz-cs w:val="23"/>
           <w:color w:val="262626"/>
         </w:rPr>
         <w:t xml:space="preserve"/>
@@ -2472,13 +2642,83 @@
       </w:r>
       <w:r>
         <w:rPr>
-          <w:rFonts w:ascii="Helvetica Neue" w:hAnsi="Helvetica Neue" w:cs="Helvetica Neue"/>
-          <w:sz w:val="24"/>
-          <w:sz-cs w:val="24"/>
-          <w:spacing w:val="0"/>
-          <w:color w:val="262626"/>
-        </w:rPr>
-        <w:t xml:space="preserve">notebooks Table: represents multi-page vector booklets.</w:t>
+          <w:rFonts w:ascii="Courier" w:hAnsi="Courier" w:cs="Courier"/>
+          <w:sz w:val="23"/>
+          <w:sz-cs w:val="23"/>
+          <w:spacing w:val="0"/>
+          <w:color w:val="262626"/>
+        </w:rPr>
+        <w:t xml:space="preserve">notebooks</w:t>
+      </w:r>
+      <w:r>
+        <w:rPr>
+          <w:rFonts w:ascii="Helvetica Neue" w:hAnsi="Helvetica Neue" w:cs="Helvetica Neue"/>
+          <w:sz w:val="24"/>
+          <w:sz-cs w:val="24"/>
+          <w:spacing w:val="0"/>
+          <w:color w:val="262626"/>
+        </w:rPr>
+        <w:t xml:space="preserve"> Table: represents multi-page vector booklets with persistent </w:t>
+      </w:r>
+      <w:r>
+        <w:rPr>
+          <w:rFonts w:ascii="Courier" w:hAnsi="Courier" w:cs="Courier"/>
+          <w:sz w:val="23"/>
+          <w:sz-cs w:val="23"/>
+          <w:spacing w:val="0"/>
+          <w:color w:val="262626"/>
+        </w:rPr>
+        <w:t xml:space="preserve">dark_mode</w:t>
+      </w:r>
+      <w:r>
+        <w:rPr>
+          <w:rFonts w:ascii="Helvetica Neue" w:hAnsi="Helvetica Neue" w:cs="Helvetica Neue"/>
+          <w:sz w:val="24"/>
+          <w:sz-cs w:val="24"/>
+          <w:spacing w:val="0"/>
+          <w:color w:val="262626"/>
+        </w:rPr>
+        <w:t xml:space="preserve">, linked to </w:t>
+      </w:r>
+      <w:r>
+        <w:rPr>
+          <w:rFonts w:ascii="Courier" w:hAnsi="Courier" w:cs="Courier"/>
+          <w:sz w:val="23"/>
+          <w:sz-cs w:val="23"/>
+          <w:spacing w:val="0"/>
+          <w:color w:val="262626"/>
+        </w:rPr>
+        <w:t xml:space="preserve">folders</w:t>
+      </w:r>
+      <w:r>
+        <w:rPr>
+          <w:rFonts w:ascii="Helvetica Neue" w:hAnsi="Helvetica Neue" w:cs="Helvetica Neue"/>
+          <w:sz w:val="24"/>
+          <w:sz-cs w:val="24"/>
+          <w:spacing w:val="0"/>
+          <w:color w:val="262626"/>
+        </w:rPr>
+        <w:t xml:space="preserve"> (</w:t>
+      </w:r>
+      <w:r>
+        <w:rPr>
+          <w:rFonts w:ascii="Courier" w:hAnsi="Courier" w:cs="Courier"/>
+          <w:sz w:val="23"/>
+          <w:sz-cs w:val="23"/>
+          <w:spacing w:val="0"/>
+          <w:color w:val="262626"/>
+        </w:rPr>
+        <w:t xml:space="preserve">ON DELETE SET NULL</w:t>
+      </w:r>
+      <w:r>
+        <w:rPr>
+          <w:rFonts w:ascii="Helvetica Neue" w:hAnsi="Helvetica Neue" w:cs="Helvetica Neue"/>
+          <w:sz w:val="24"/>
+          <w:sz-cs w:val="24"/>
+          <w:spacing w:val="0"/>
+          <w:color w:val="262626"/>
+        </w:rPr>
+        <w:t xml:space="preserve">).</w:t>
       </w:r>
     </w:p>
     <w:p>
@@ -2488,9 +2728,9 @@
       </w:pPr>
       <w:r>
         <w:rPr>
-          <w:rFonts w:ascii="Helvetica Neue" w:hAnsi="Helvetica Neue" w:cs="Helvetica Neue"/>
-          <w:sz w:val="24"/>
-          <w:sz-cs w:val="24"/>
+          <w:rFonts w:ascii="Courier" w:hAnsi="Courier" w:cs="Courier"/>
+          <w:sz w:val="23"/>
+          <w:sz-cs w:val="23"/>
           <w:color w:val="262626"/>
         </w:rPr>
         <w:t xml:space="preserve"/>
@@ -2501,13 +2741,83 @@
       </w:r>
       <w:r>
         <w:rPr>
-          <w:rFonts w:ascii="Helvetica Neue" w:hAnsi="Helvetica Neue" w:cs="Helvetica Neue"/>
-          <w:sz w:val="24"/>
-          <w:sz-cs w:val="24"/>
-          <w:spacing w:val="0"/>
-          <w:color w:val="262626"/>
-        </w:rPr>
-        <w:t xml:space="preserve">pages Table: indexes sheets within a notebook, stores background templates, and maps imported pdf_path and pdf_page_index landmarks.</w:t>
+          <w:rFonts w:ascii="Courier" w:hAnsi="Courier" w:cs="Courier"/>
+          <w:sz w:val="23"/>
+          <w:sz-cs w:val="23"/>
+          <w:spacing w:val="0"/>
+          <w:color w:val="262626"/>
+        </w:rPr>
+        <w:t xml:space="preserve">pages</w:t>
+      </w:r>
+      <w:r>
+        <w:rPr>
+          <w:rFonts w:ascii="Helvetica Neue" w:hAnsi="Helvetica Neue" w:cs="Helvetica Neue"/>
+          <w:sz w:val="24"/>
+          <w:sz-cs w:val="24"/>
+          <w:spacing w:val="0"/>
+          <w:color w:val="262626"/>
+        </w:rPr>
+        <w:t xml:space="preserve"> Table: indexes sheets within a notebook, stores background templates, and maps imported </w:t>
+      </w:r>
+      <w:r>
+        <w:rPr>
+          <w:rFonts w:ascii="Courier" w:hAnsi="Courier" w:cs="Courier"/>
+          <w:sz w:val="23"/>
+          <w:sz-cs w:val="23"/>
+          <w:spacing w:val="0"/>
+          <w:color w:val="262626"/>
+        </w:rPr>
+        <w:t xml:space="preserve">pdf_path</w:t>
+      </w:r>
+      <w:r>
+        <w:rPr>
+          <w:rFonts w:ascii="Helvetica Neue" w:hAnsi="Helvetica Neue" w:cs="Helvetica Neue"/>
+          <w:sz w:val="24"/>
+          <w:sz-cs w:val="24"/>
+          <w:spacing w:val="0"/>
+          <w:color w:val="262626"/>
+        </w:rPr>
+        <w:t xml:space="preserve"> and </w:t>
+      </w:r>
+      <w:r>
+        <w:rPr>
+          <w:rFonts w:ascii="Courier" w:hAnsi="Courier" w:cs="Courier"/>
+          <w:sz w:val="23"/>
+          <w:sz-cs w:val="23"/>
+          <w:spacing w:val="0"/>
+          <w:color w:val="262626"/>
+        </w:rPr>
+        <w:t xml:space="preserve">pdf_page_index</w:t>
+      </w:r>
+      <w:r>
+        <w:rPr>
+          <w:rFonts w:ascii="Helvetica Neue" w:hAnsi="Helvetica Neue" w:cs="Helvetica Neue"/>
+          <w:sz w:val="24"/>
+          <w:sz-cs w:val="24"/>
+          <w:spacing w:val="0"/>
+          <w:color w:val="262626"/>
+        </w:rPr>
+        <w:t xml:space="preserve"> landmarks (</w:t>
+      </w:r>
+      <w:r>
+        <w:rPr>
+          <w:rFonts w:ascii="Courier" w:hAnsi="Courier" w:cs="Courier"/>
+          <w:sz w:val="23"/>
+          <w:sz-cs w:val="23"/>
+          <w:spacing w:val="0"/>
+          <w:color w:val="262626"/>
+        </w:rPr>
+        <w:t xml:space="preserve">ON DELETE CASCADE</w:t>
+      </w:r>
+      <w:r>
+        <w:rPr>
+          <w:rFonts w:ascii="Helvetica Neue" w:hAnsi="Helvetica Neue" w:cs="Helvetica Neue"/>
+          <w:sz w:val="24"/>
+          <w:sz-cs w:val="24"/>
+          <w:spacing w:val="0"/>
+          <w:color w:val="262626"/>
+        </w:rPr>
+        <w:t xml:space="preserve">).</w:t>
       </w:r>
     </w:p>
     <w:p>
@@ -2517,9 +2827,9 @@
       </w:pPr>
       <w:r>
         <w:rPr>
-          <w:rFonts w:ascii="Helvetica Neue" w:hAnsi="Helvetica Neue" w:cs="Helvetica Neue"/>
-          <w:sz w:val="24"/>
-          <w:sz-cs w:val="24"/>
+          <w:rFonts w:ascii="Courier" w:hAnsi="Courier" w:cs="Courier"/>
+          <w:sz w:val="23"/>
+          <w:sz-cs w:val="23"/>
           <w:color w:val="262626"/>
         </w:rPr>
         <w:t xml:space="preserve"/>
@@ -2530,13 +2840,63 @@
       </w:r>
       <w:r>
         <w:rPr>
-          <w:rFonts w:ascii="Helvetica Neue" w:hAnsi="Helvetica Neue" w:cs="Helvetica Neue"/>
-          <w:sz w:val="24"/>
-          <w:sz-cs w:val="24"/>
-          <w:spacing w:val="0"/>
-          <w:color w:val="262626"/>
-        </w:rPr>
-        <w:t xml:space="preserve">strokes Table: saves ink coordinates linked to page_id.</w:t>
+          <w:rFonts w:ascii="Courier" w:hAnsi="Courier" w:cs="Courier"/>
+          <w:sz w:val="23"/>
+          <w:sz-cs w:val="23"/>
+          <w:spacing w:val="0"/>
+          <w:color w:val="262626"/>
+        </w:rPr>
+        <w:t xml:space="preserve">strokes</w:t>
+      </w:r>
+      <w:r>
+        <w:rPr>
+          <w:rFonts w:ascii="Helvetica Neue" w:hAnsi="Helvetica Neue" w:cs="Helvetica Neue"/>
+          <w:sz w:val="24"/>
+          <w:sz-cs w:val="24"/>
+          <w:spacing w:val="0"/>
+          <w:color w:val="262626"/>
+        </w:rPr>
+        <w:t xml:space="preserve"> Table: saves ink coordinates linked to </w:t>
+      </w:r>
+      <w:r>
+        <w:rPr>
+          <w:rFonts w:ascii="Courier" w:hAnsi="Courier" w:cs="Courier"/>
+          <w:sz w:val="23"/>
+          <w:sz-cs w:val="23"/>
+          <w:spacing w:val="0"/>
+          <w:color w:val="262626"/>
+        </w:rPr>
+        <w:t xml:space="preserve">page_id</w:t>
+      </w:r>
+      <w:r>
+        <w:rPr>
+          <w:rFonts w:ascii="Helvetica Neue" w:hAnsi="Helvetica Neue" w:cs="Helvetica Neue"/>
+          <w:sz w:val="24"/>
+          <w:sz-cs w:val="24"/>
+          <w:spacing w:val="0"/>
+          <w:color w:val="262626"/>
+        </w:rPr>
+        <w:t xml:space="preserve"> (</w:t>
+      </w:r>
+      <w:r>
+        <w:rPr>
+          <w:rFonts w:ascii="Courier" w:hAnsi="Courier" w:cs="Courier"/>
+          <w:sz w:val="23"/>
+          <w:sz-cs w:val="23"/>
+          <w:spacing w:val="0"/>
+          <w:color w:val="262626"/>
+        </w:rPr>
+        <w:t xml:space="preserve">ON DELETE CASCADE</w:t>
+      </w:r>
+      <w:r>
+        <w:rPr>
+          <w:rFonts w:ascii="Helvetica Neue" w:hAnsi="Helvetica Neue" w:cs="Helvetica Neue"/>
+          <w:sz w:val="24"/>
+          <w:sz-cs w:val="24"/>
+          <w:spacing w:val="0"/>
+          <w:color w:val="262626"/>
+        </w:rPr>
+        <w:t xml:space="preserve">).</w:t>
       </w:r>
     </w:p>
     <w:p>
@@ -2546,9 +2906,9 @@
       </w:pPr>
       <w:r>
         <w:rPr>
-          <w:rFonts w:ascii="Helvetica Neue" w:hAnsi="Helvetica Neue" w:cs="Helvetica Neue"/>
-          <w:sz w:val="24"/>
-          <w:sz-cs w:val="24"/>
+          <w:rFonts w:ascii="Courier" w:hAnsi="Courier" w:cs="Courier"/>
+          <w:sz w:val="23"/>
+          <w:sz-cs w:val="23"/>
           <w:color w:val="262626"/>
         </w:rPr>
         <w:t xml:space="preserve"/>
@@ -2559,13 +2919,63 @@
       </w:r>
       <w:r>
         <w:rPr>
-          <w:rFonts w:ascii="Helvetica Neue" w:hAnsi="Helvetica Neue" w:cs="Helvetica Neue"/>
-          <w:sz w:val="24"/>
-          <w:sz-cs w:val="24"/>
-          <w:spacing w:val="0"/>
-          <w:color w:val="262626"/>
-        </w:rPr>
-        <w:t xml:space="preserve">text_boxes Table: stores typewriter layer coordinates and contents linked to page_id.</w:t>
+          <w:rFonts w:ascii="Courier" w:hAnsi="Courier" w:cs="Courier"/>
+          <w:sz w:val="23"/>
+          <w:sz-cs w:val="23"/>
+          <w:spacing w:val="0"/>
+          <w:color w:val="262626"/>
+        </w:rPr>
+        <w:t xml:space="preserve">text_boxes</w:t>
+      </w:r>
+      <w:r>
+        <w:rPr>
+          <w:rFonts w:ascii="Helvetica Neue" w:hAnsi="Helvetica Neue" w:cs="Helvetica Neue"/>
+          <w:sz w:val="24"/>
+          <w:sz-cs w:val="24"/>
+          <w:spacing w:val="0"/>
+          <w:color w:val="262626"/>
+        </w:rPr>
+        <w:t xml:space="preserve"> Table: stores typewriter layer coordinates, text contents, font families, and colors linked to </w:t>
+      </w:r>
+      <w:r>
+        <w:rPr>
+          <w:rFonts w:ascii="Courier" w:hAnsi="Courier" w:cs="Courier"/>
+          <w:sz w:val="23"/>
+          <w:sz-cs w:val="23"/>
+          <w:spacing w:val="0"/>
+          <w:color w:val="262626"/>
+        </w:rPr>
+        <w:t xml:space="preserve">page_id</w:t>
+      </w:r>
+      <w:r>
+        <w:rPr>
+          <w:rFonts w:ascii="Helvetica Neue" w:hAnsi="Helvetica Neue" w:cs="Helvetica Neue"/>
+          <w:sz w:val="24"/>
+          <w:sz-cs w:val="24"/>
+          <w:spacing w:val="0"/>
+          <w:color w:val="262626"/>
+        </w:rPr>
+        <w:t xml:space="preserve"> (</w:t>
+      </w:r>
+      <w:r>
+        <w:rPr>
+          <w:rFonts w:ascii="Courier" w:hAnsi="Courier" w:cs="Courier"/>
+          <w:sz w:val="23"/>
+          <w:sz-cs w:val="23"/>
+          <w:spacing w:val="0"/>
+          <w:color w:val="262626"/>
+        </w:rPr>
+        <w:t xml:space="preserve">ON DELETE CASCADE</w:t>
+      </w:r>
+      <w:r>
+        <w:rPr>
+          <w:rFonts w:ascii="Helvetica Neue" w:hAnsi="Helvetica Neue" w:cs="Helvetica Neue"/>
+          <w:sz w:val="24"/>
+          <w:sz-cs w:val="24"/>
+          <w:spacing w:val="0"/>
+          <w:color w:val="262626"/>
+        </w:rPr>
+        <w:t xml:space="preserve">).</w:t>
       </w:r>
     </w:p>
     <w:p>
@@ -2575,9 +2985,9 @@
       </w:pPr>
       <w:r>
         <w:rPr>
-          <w:rFonts w:ascii="Helvetica Neue" w:hAnsi="Helvetica Neue" w:cs="Helvetica Neue"/>
-          <w:sz w:val="24"/>
-          <w:sz-cs w:val="24"/>
+          <w:rFonts w:ascii="Courier" w:hAnsi="Courier" w:cs="Courier"/>
+          <w:sz w:val="23"/>
+          <w:sz-cs w:val="23"/>
           <w:color w:val="262626"/>
         </w:rPr>
         <w:t xml:space="preserve"/>
@@ -2588,13 +2998,23 @@
       </w:r>
       <w:r>
         <w:rPr>
-          <w:rFonts w:ascii="Helvetica Neue" w:hAnsi="Helvetica Neue" w:cs="Helvetica Neue"/>
-          <w:sz w:val="24"/>
-          <w:sz-cs w:val="24"/>
-          <w:spacing w:val="0"/>
-          <w:color w:val="262626"/>
-        </w:rPr>
-        <w:t xml:space="preserve">clip_assets Table: saves serialized vector drawing stamps.</w:t>
+          <w:rFonts w:ascii="Courier" w:hAnsi="Courier" w:cs="Courier"/>
+          <w:sz w:val="23"/>
+          <w:sz-cs w:val="23"/>
+          <w:spacing w:val="0"/>
+          <w:color w:val="262626"/>
+        </w:rPr>
+        <w:t xml:space="preserve">clip_assets</w:t>
+      </w:r>
+      <w:r>
+        <w:rPr>
+          <w:rFonts w:ascii="Helvetica Neue" w:hAnsi="Helvetica Neue" w:cs="Helvetica Neue"/>
+          <w:sz w:val="24"/>
+          <w:sz-cs w:val="24"/>
+          <w:spacing w:val="0"/>
+          <w:color w:val="262626"/>
+        </w:rPr>
+        <w:t xml:space="preserve"> Table: saves serialized vector drawing stamps.</w:t>
       </w:r>
     </w:p>
     <w:p>
@@ -2638,22 +3058,7 @@
           <w:spacing w:val="0"/>
           <w:color w:val="262626"/>
         </w:rPr>
-        <w:t xml:space="preserve">All core specifications and 20 features have been fully completed with 100% coverage.</w:t>
-      </w:r>
-    </w:p>
-    <w:p>
-      <w:pPr>
-        <w:spacing w:after="240"/>
-      </w:pPr>
-      <w:r>
-        <w:rPr>
-          <w:rFonts w:ascii="Helvetica Neue" w:hAnsi="Helvetica Neue" w:cs="Helvetica Neue"/>
-          <w:sz w:val="24"/>
-          <w:sz-cs w:val="24"/>
-          <w:spacing w:val="0"/>
-          <w:color w:val="262626"/>
-        </w:rPr>
-        <w:t xml:space="preserve">Your codebase is structurally clean, fully relational, database-safe, and offline-autonomous.</w:t>
+        <w:t xml:space="preserve">All core specifications and 20 features have been fully completed with 100% coverage. The codebase strictly adheres to the Model-View-Controller (MVC) architectural pattern without non-standard utility files.</w:t>
       </w:r>
     </w:p>
     <w:sectPr/>
